--- a/report/Звіт_ЛР01.docx
+++ b/report/Звіт_ЛР01.docx
@@ -433,7 +433,12 @@
     </w:p>
     <w:p>
       <w:r>
-        <w:t>Ознайомитися з основними принципами організації професійного Python-проєкту. Навчитися створювати ізольоване віртуальне середовище розробки (`venv`), формувати структуру проєкту за загальноприйнятим принципом `src-layout`, професійно працювати з модулями та пакетами Python, описувати залежності та метадані у файлі `pyproject.toml`, використовувати систему контролю версій Git для фіксації логічних етапів розробки, а також оформлювати базову документацію у файлі `README.md` відповідно до вимог PEP 8 та кращих інженерних практик.</w:t>
+        <w:t>Ознайомитися з основними принципами побудови професійних Python-проєктів відповідно до сучасних стандартів розробки. Навчитись створювати ізольовані віртуальні середовища (`venv`), структурувати код за шаблоном `src-layout`, розділяти програму на окремі модулі (слабке пов'язання та сильна зв'язність), використовувати декларації типів (Type Hints), конфігурувати метадані проєкту за допомогою `pyproject.toml`, налаштовувати ігнорування системних файлів через `.gitignore` та супроводжувати репозиторій професійною документацією в `README.md`. Також робота спрямована на закріплення навичок роботи з розподіленою системою контролю версій Git для фіксації логічних етапів розробки.</w:t>
+      </w:r>
+    </w:p>
+    <w:p>
+      <w:r>
+        <w:t>---</w:t>
       </w:r>
     </w:p>
     <w:p>
@@ -446,7 +451,7 @@
     </w:p>
     <w:p>
       <w:r>
-        <w:t>Для розробки індивідуального варіанта №4 **«Система банківських рахунків»** було використано принципи модульної архітектури, строгої типізації (type hints) та обробки виняткових ситуацій за допомогою кастомних класів помилок.</w:t>
+        <w:t>Для реалізації індивідуального варіанта №4 **«Система банківських рахунків»** було розроблено консольний застосунок, побудований на принципах чистої архітектури та об'єктно-орієнтованого моделювання.</w:t>
       </w:r>
     </w:p>
     <w:p>
@@ -454,27 +459,57 @@
         <w:pStyle w:val="Heading3"/>
       </w:pPr>
       <w:r>
-        <w:t>1. Організація структури проєкту (`src-layout`)</w:t>
-      </w:r>
-    </w:p>
-    <w:p>
-      <w:r>
-        <w:t>Код проєкту розділено на окремі файли відповідно до їхньої відповідальності:</w:t>
-      </w:r>
-    </w:p>
-    <w:p>
-      <w:r>
-        <w:t>*   `models.py`: Містить опис структури даних рахунку (`Account`) за допомогою декоратора `@dataclass` та класи користувацьких винятків (`InsufficientFundsError`, `InvalidAmountError`) для обробки помилкових бізнес-операцій.</w:t>
-      </w:r>
-    </w:p>
-    <w:p>
-      <w:r>
-        <w:t>*   `services.py`: Реалізує чисту бізнес-логіку (функції поповнення рахунку, списання коштів, транзакційного переказу, пошуку за параметрами, сортування та калькуляції капіталу банку). Тут використовується глобальна конфігураційна константа `MIN_TRANSACTION_AMOUNT = 0.01` для валідації мінімальної суми операцій.</w:t>
-      </w:r>
-    </w:p>
-    <w:p>
-      <w:r>
-        <w:t>*   `main.py`: Відповідає за консольний інтерфейс користувача (CLI), введення/виведення даних, циклічне текстове меню, створення початкових тестових даних та обробку помилок введення від користувача.</w:t>
+        <w:t>1. Архітектурне структурування та бізнес-логіка</w:t>
+      </w:r>
+    </w:p>
+    <w:p>
+      <w:r>
+        <w:t>Програма розподілена на три логічні шари відповідно до принципу `src-layout`:</w:t>
+      </w:r>
+    </w:p>
+    <w:p>
+      <w:r>
+        <w:t>*   **Шар даних та моделей (`src/bank_system/models.py`):**</w:t>
+      </w:r>
+    </w:p>
+    <w:p>
+      <w:r>
+        <w:t>Ключовим об'єктом є дата-клас `BankAccount`, який інкапсулює стан окремого рахунку (ім'я клієнта `client_name`, унікальний номер `account_number` та поточний баланс `balance`). Всередині класу реалізовані атомарні операції зміни стану: метод `deposit` (поповнення балансу з попередньою перевіркою позитивного значення суми) та метод `withdraw` (безпечне списання коштів із перевіркою наявності достатньої суми для запобігання виникненню від'ємного балансу).</w:t>
+      </w:r>
+    </w:p>
+    <w:p>
+      <w:r>
+        <w:t>*   **Шар бізнес-логіки та сервісів (`src/bank_system/services.py`):**</w:t>
+      </w:r>
+    </w:p>
+    <w:p>
+      <w:r>
+        <w:t>Сервісний шар містить чисті функції для маніпулювання колекцією об'єктів рахунків:</w:t>
+      </w:r>
+    </w:p>
+    <w:p>
+      <w:r>
+        <w:t>*   `find_account` — пошук конкретного рахунку у реєстрі за унікальним номером. Реалізовано нормалізацію рядків та обробку ситуації відсутності результату шляхом викидання спеціалізованого винятку.</w:t>
+      </w:r>
+    </w:p>
+    <w:p>
+      <w:r>
+        <w:t>*   `calculate_total_funds` — агрегуюча функція для підрахунку сумарного фінансового обсягу банку.</w:t>
+      </w:r>
+    </w:p>
+    <w:p>
+      <w:r>
+        <w:t>*   `add_new_account` — функція реєстрації нового користувача, яка забезпечує унікальність номерів рахунків у системі (бізнес-валідація).</w:t>
+      </w:r>
+    </w:p>
+    <w:p>
+      <w:r>
+        <w:t>*   **Шар взаємодії з користувачем та точка входу (`src/bank_system/main.py`):**</w:t>
+      </w:r>
+    </w:p>
+    <w:p>
+      <w:r>
+        <w:t>Керує життєвим циклом програми. Забезпечує інтерактивне консольне меню (Menu-driven interface), валідацію користувацького введення (захист від введення текстових значень замість чисел, обробка порожніх рядків), а також перехоплення та централізовану обробку кастомних винятків.</w:t>
       </w:r>
     </w:p>
     <w:p>
@@ -482,57 +517,42 @@
         <w:pStyle w:val="Heading3"/>
       </w:pPr>
       <w:r>
-        <w:t>2. Діаграма та опис ключових алгоритмів бізнес-логіки</w:t>
-      </w:r>
-    </w:p>
-    <w:p>
-      <w:r>
-        <w:t>*   **Алгоритм списання коштів (функція `withdraw`)**:</w:t>
-      </w:r>
-    </w:p>
-    <w:p>
-      <w:r>
-        <w:t>1. Отримання суми транзакції.</w:t>
-      </w:r>
-    </w:p>
-    <w:p>
-      <w:r>
-        <w:t>2. Валідація: якщо сума менша за константу `MIN_TRANSACTION_AMOUNT`, викликається виняток `InvalidAmountError`.</w:t>
-      </w:r>
-    </w:p>
-    <w:p>
-      <w:r>
-        <w:t>3. Перевірка балансу: якщо поточний баланс мінус сума транзакції менший за 0, викликається виняток `InsufficientFundsError`. Це запобігає появі від'ємного балансу.</w:t>
-      </w:r>
-    </w:p>
-    <w:p>
-      <w:r>
-        <w:t>4. Зменшення балансу рахунку на вказану суму у разі успішного проходження перевірок.</w:t>
-      </w:r>
-    </w:p>
-    <w:p>
-      <w:r>
-        <w:t>*   **Алгоритм міжбанківського переказу**:</w:t>
-      </w:r>
-    </w:p>
-    <w:p>
-      <w:r>
-        <w:t>1. Пошук рахунків відправника та одержувача.</w:t>
-      </w:r>
-    </w:p>
-    <w:p>
-      <w:r>
-        <w:t>2. Перевірка, чи це не один і той самий рахунок.</w:t>
-      </w:r>
-    </w:p>
-    <w:p>
-      <w:r>
-        <w:t>3. Виклик функції `withdraw` для рахунку відправника. Якщо виникає помилка (наприклад, недостатньо коштів), транзакція переривається, не змінюючи стан системи (забезпечується атомарність операції).</w:t>
-      </w:r>
-    </w:p>
-    <w:p>
-      <w:r>
-        <w:t>4. Виклик функції `deposit` для рахунку отримувача.</w:t>
+        <w:t>2. Спеціалізовані класи винятків</w:t>
+      </w:r>
+    </w:p>
+    <w:p>
+      <w:r>
+        <w:t>Створено ієрархію винятків для детального інформування про логічні помилки під час роботи програми:</w:t>
+      </w:r>
+    </w:p>
+    <w:p>
+      <w:r>
+        <w:t>*   `BankSystemError` (базовий виняток)</w:t>
+      </w:r>
+    </w:p>
+    <w:p>
+      <w:r>
+        <w:t>*   `InsufficientFundsError` (недостатньо коштів на рахунку)</w:t>
+      </w:r>
+    </w:p>
+    <w:p>
+      <w:r>
+        <w:t>*   `InvalidAmountError` (некоректна сума транзакції)</w:t>
+      </w:r>
+    </w:p>
+    <w:p>
+      <w:r>
+        <w:t>*   `AccountNotFoundError` (рахунок не знайдено)</w:t>
+      </w:r>
+    </w:p>
+    <w:p>
+      <w:r>
+        <w:t>*   `AccountAlreadyExistsError` (спроба дублювання номера рахунку)</w:t>
+      </w:r>
+    </w:p>
+    <w:p>
+      <w:r>
+        <w:t>---</w:t>
       </w:r>
     </w:p>
     <w:p>
@@ -540,17 +560,92 @@
         <w:pStyle w:val="Heading3"/>
       </w:pPr>
       <w:r>
-        <w:t>3. Конфігураційні файли та Git-інтеграція</w:t>
-      </w:r>
-    </w:p>
-    <w:p>
-      <w:r>
-        <w:t>*   **`pyproject.toml`**: Сучасний стандарт опису метаданих Python-проєктів. Визначає складальну систему `setuptools` та реєструє консольну утиліту `bank-system`, що дозволяє запускати проєкт як утиліту командного рядка після встановлення пакета за допомогою команди `pip install -e .`.</w:t>
-      </w:r>
-    </w:p>
-    <w:p>
-      <w:r>
-        <w:t>*   **`.gitignore`**: Описує шаблони файлів та директорій, які мають ігноруватися Git (локальне віртуальне середовище `.venv`, кеш інтерпретатора `__pycache__`, файли конфігурації IDE тощо).</w:t>
+        <w:t>Структура проєкту на диску</w:t>
+      </w:r>
+    </w:p>
+    <w:p>
+      <w:r>
+        <w:t>Застосування `src-layout` є сучасним стандартом у Python-спільноті (рекомендований PyPA), оскільки він гарантує, що код може бути імпортований та протестований лише після його повноцінного встановлення в середовище (локально або в editable mode). Це запобігає випадковим імпортам локальних файлів з поточної робочої директорії.</w:t>
+      </w:r>
+    </w:p>
+    <w:p>
+      <w:r>
+        <w:t>```text</w:t>
+      </w:r>
+    </w:p>
+    <w:p>
+      <w:r>
+        <w:t>bank_system/</w:t>
+      </w:r>
+    </w:p>
+    <w:p>
+      <w:r>
+        <w:t>│</w:t>
+      </w:r>
+    </w:p>
+    <w:p>
+      <w:r>
+        <w:t>├── .gitignore</w:t>
+      </w:r>
+    </w:p>
+    <w:p>
+      <w:r>
+        <w:t>├── pyproject.toml</w:t>
+      </w:r>
+    </w:p>
+    <w:p>
+      <w:r>
+        <w:t>├── README.md</w:t>
+      </w:r>
+    </w:p>
+    <w:p>
+      <w:r>
+        <w:t>│</w:t>
+      </w:r>
+    </w:p>
+    <w:p>
+      <w:r>
+        <w:t>├── src/</w:t>
+      </w:r>
+    </w:p>
+    <w:p>
+      <w:r>
+        <w:t>│   └── bank_system/</w:t>
+      </w:r>
+    </w:p>
+    <w:p>
+      <w:r>
+        <w:t>│       ├── __init__.py</w:t>
+      </w:r>
+    </w:p>
+    <w:p>
+      <w:r>
+        <w:t>│       ├── main.py</w:t>
+      </w:r>
+    </w:p>
+    <w:p>
+      <w:r>
+        <w:t>│       ├── models.py</w:t>
+      </w:r>
+    </w:p>
+    <w:p>
+      <w:r>
+        <w:t>│       └── services.py</w:t>
+      </w:r>
+    </w:p>
+    <w:p>
+      <w:r>
+        <w:t>│</w:t>
+      </w:r>
+    </w:p>
+    <w:p>
+      <w:r>
+        <w:t>└── tests/</w:t>
+      </w:r>
+    </w:p>
+    <w:p>
+      <w:r>
+        <w:t>```</w:t>
       </w:r>
     </w:p>
     <w:p>
@@ -563,187 +658,847 @@
         <w:pStyle w:val="Heading3"/>
       </w:pPr>
       <w:r>
-        <w:t>Відповіді на контрольні запитання</w:t>
-      </w:r>
-    </w:p>
-    <w:p>
-      <w:r>
-        <w:t>1.  **Що таке Python-проєкт?**</w:t>
-      </w:r>
-    </w:p>
-    <w:p>
-      <w:r>
-        <w:t>Це структурована сукупність файлів вихідного коду, конфігураційних файлів, залежностей, тестів та документації, об'єднаних спільною логікою для створення готового програмного продукту чи бібліотеки.</w:t>
-      </w:r>
-    </w:p>
-    <w:p>
-      <w:r>
-        <w:t>2.  **Чим проєкт відрізняється від одного Python script?**</w:t>
-      </w:r>
-    </w:p>
-    <w:p>
-      <w:r>
-        <w:t>Проєкт має чітку структуру (пакети, модулі), містить файли метаданих (як-от `pyproject.toml`), ізольоване віртуальне середовище, автотести, документацію та систему контролю версій. Скрипт — це один локальний файл із послідовним кодом.</w:t>
-      </w:r>
-    </w:p>
-    <w:p>
-      <w:r>
-        <w:t>3.  **Що таке Python module?**</w:t>
-      </w:r>
-    </w:p>
-    <w:p>
-      <w:r>
-        <w:t>Це окремий файл із розширенням `.py`, який містить програмний код (функції, класи, змінні) та може бути імпортований в інші модулі.</w:t>
-      </w:r>
-    </w:p>
-    <w:p>
-      <w:r>
-        <w:t>4.  **Що таке Python package?**</w:t>
-      </w:r>
-    </w:p>
-    <w:p>
-      <w:r>
-        <w:t>Це каталог, який містить інші модулі/пакети та спеціальний файл ініціалізації `__init__.py`. Він організовує простір імен.</w:t>
-      </w:r>
-    </w:p>
-    <w:p>
-      <w:r>
-        <w:t>5.  **Для чого потрібний `__init__.py`?**</w:t>
-      </w:r>
-    </w:p>
-    <w:p>
-      <w:r>
-        <w:t>Він вказує інтерпретатору Python, що поточна директорія є пакетом. Також він виконує код ініціалізації під час імпортування пакета.</w:t>
-      </w:r>
-    </w:p>
-    <w:p>
-      <w:r>
-        <w:t>6.  **Що таке src-layout? Які переваги він має?**</w:t>
-      </w:r>
-    </w:p>
-    <w:p>
-      <w:r>
-        <w:t>Це структура проєкту, за якої весь код пакета розміщується всередині кореневого каталогу `src/` (наприклад, `src/bank_system/`). Переваги: запобігає випадковому імпорту локального коду без його попереднього встановлення у середовище розробки та робить структуру тестованої збірки ідентичною до кінцевого встановленого пакета.</w:t>
-      </w:r>
-    </w:p>
-    <w:p>
-      <w:r>
-        <w:t>7.  **Для чого використовується virtual environment та як його створити й активувати?**</w:t>
-      </w:r>
-    </w:p>
-    <w:p>
-      <w:r>
-        <w:t>Використовується для ізоляції бібліотек та залежностей окремого проєкту від системного Python. Створення: `python -m venv .venv`. Активація: `.venv\Scripts\activate` (Windows) або `source .venv/bin/activate` (Linux/macOS).</w:t>
-      </w:r>
-    </w:p>
-    <w:p>
-      <w:r>
-        <w:t>8.  **Чому рекомендується використовувати `python -m pip` замість просто `pip`?**</w:t>
-      </w:r>
-    </w:p>
-    <w:p>
-      <w:r>
-        <w:t>Це гарантує, що утиліта `pip` запускається саме для того конкретного екземпляра інтерпретатора Python, який активований у поточному терміналі, уникаючи конфліктів із системними версіями.</w:t>
-      </w:r>
-    </w:p>
-    <w:p>
-      <w:r>
-        <w:t>9.  **Для чого потрібен `pyproject.toml` і що містить секція `[project]`?**</w:t>
-      </w:r>
-    </w:p>
-    <w:p>
-      <w:r>
-        <w:t>Це універсальний файл конфігурації інструментів збірки та метаданих проєкту (PEP 518, PEP 621). Секція `[project]` містить ім'я, версію, опис проєкту, версію Python, залежності та точки входу (скрипти запуску).</w:t>
-      </w:r>
-    </w:p>
-    <w:p>
-      <w:r>
-        <w:t>10. **Що таке editable installation?**</w:t>
-      </w:r>
-    </w:p>
-    <w:p>
-      <w:r>
-        <w:t>Встановлення пакета за допомогою команди `pip install -e .`. Воно дозволяє імпортувати пакет у системі, але всі зміни у вихідному коді в каталозі розробки відразу відображаються на роботі застосунку без необхідності повторного встановлення.</w:t>
-      </w:r>
-    </w:p>
-    <w:p>
-      <w:r>
-        <w:t>11. **Для чого використовується `if __name__ == "__main__"`?**</w:t>
-      </w:r>
-    </w:p>
-    <w:p>
-      <w:r>
-        <w:t>Це точка входу в програму. Вона забезпечує виконання певного блоку коду лише тоді, коли файл запускається безпосередньо як скрипт, а не імпортується як модуль в інші файли.</w:t>
-      </w:r>
-    </w:p>
-    <w:p>
-      <w:r>
-        <w:t>12. **Що таке Git, repository, commit та як працювати з ними через команди `git status`, `git add`, `git commit`, `git log`?**</w:t>
-      </w:r>
-    </w:p>
-    <w:p>
-      <w:r>
-        <w:t>*   **Git** — розподілена система контролю версій.</w:t>
-      </w:r>
-    </w:p>
-    <w:p>
-      <w:r>
-        <w:t>*   **Repository** — сховище історії змін проєкту.</w:t>
-      </w:r>
-    </w:p>
-    <w:p>
-      <w:r>
-        <w:t>*   **Commit** — зафіксований знімок стану файлів у певний момент часу.</w:t>
-      </w:r>
-    </w:p>
-    <w:p>
-      <w:r>
-        <w:t>*   `git status` — показує стан робочої директорії (змінені, додані, невідстежувані файли).</w:t>
-      </w:r>
-    </w:p>
-    <w:p>
-      <w:r>
-        <w:t>*   `git add` — додає зміни до індексу (staging area) для підготовки до коміту.</w:t>
-      </w:r>
-    </w:p>
-    <w:p>
-      <w:r>
-        <w:t>*   `git commit -m "message"` — створює новий коміт із зафіксованими змінами та описом.</w:t>
-      </w:r>
-    </w:p>
-    <w:p>
-      <w:r>
-        <w:t>*   `git log` — виводить історію комітів проєкту.</w:t>
-      </w:r>
-    </w:p>
-    <w:p>
-      <w:r>
-        <w:t>13. **Для чого потрібен `.gitignore` і чому `.venv` не потрібно комітити?**</w:t>
-      </w:r>
-    </w:p>
-    <w:p>
-      <w:r>
-        <w:t>`.gitignore` запобігає відстеженню непотрібних та тимчасових файлів у Git. Папку `.venv` не потрібно комітити, оскільки вона містить бінарні файли під конкретну ОС та локальні копії бібліотек. Залежності мають встановлюватися з нуля на іншій машині на основі файлу конфігурації.</w:t>
-      </w:r>
-    </w:p>
-    <w:p>
-      <w:r>
-        <w:t>14. **Для чого потрібний README?**</w:t>
-      </w:r>
-    </w:p>
-    <w:p>
-      <w:r>
-        <w:t>Він є "обличчям" проєкту, де зазначено короткий опис, інструкції зі встановлення, налаштування та запуску застосунку для інших розробників чи користувачів.</w:t>
-      </w:r>
-    </w:p>
-    <w:p>
-      <w:r>
-        <w:t>15. **Що таке type hints?**</w:t>
-      </w:r>
-    </w:p>
-    <w:p>
-      <w:r>
-        <w:t>Це механізм анотації типів даних у Python (PEP 484), який допомагає покращити читабельність коду, документує сигнатури функцій та дозволяє знаходити помилки типізації до запуску коду за допомогою статичних аналізаторів (наприклад, `mypy`).</w:t>
+        <w:t>Текст окремих файлів проєкту</w:t>
+      </w:r>
+    </w:p>
+    <w:p>
+      <w:r>
+        <w:t>#### Файл `src/bank_system/__init__.py`</w:t>
+      </w:r>
+    </w:p>
+    <w:p>
+      <w:r>
+        <w:t>```python</w:t>
+      </w:r>
+    </w:p>
+    <w:p>
+      <w:r>
+        <w:t>"""Bank Account Management System package."""</w:t>
+      </w:r>
+    </w:p>
+    <w:p>
+      <w:r>
+        <w:t>__version__ = "0.1.0"</w:t>
+      </w:r>
+    </w:p>
+    <w:p>
+      <w:r>
+        <w:t>```</w:t>
+      </w:r>
+    </w:p>
+    <w:p>
+      <w:r>
+        <w:t>#### Файл `src/bank_system/models.py`</w:t>
+      </w:r>
+    </w:p>
+    <w:p>
+      <w:r>
+        <w:t>```python</w:t>
+      </w:r>
+    </w:p>
+    <w:p>
+      <w:r>
+        <w:t>from dataclasses import dataclass</w:t>
+      </w:r>
+    </w:p>
+    <w:p>
+      <w:r>
+        <w:t>from bank_system.exceptions import InvalidAmountError, InsufficientFundsError</w:t>
+      </w:r>
+    </w:p>
+    <w:p>
+      <w:r>
+        <w:t>@dataclass</w:t>
+      </w:r>
+    </w:p>
+    <w:p>
+      <w:r>
+        <w:t>class BankAccount:</w:t>
+      </w:r>
+    </w:p>
+    <w:p>
+      <w:r>
+        <w:t>"""Модель даних, що представляє банківський рахунок клієнта."""</w:t>
+      </w:r>
+    </w:p>
+    <w:p>
+      <w:r>
+        <w:t>client_name: str</w:t>
+      </w:r>
+    </w:p>
+    <w:p>
+      <w:r>
+        <w:t>account_number: str</w:t>
+      </w:r>
+    </w:p>
+    <w:p>
+      <w:r>
+        <w:t>balance: float = 0.0</w:t>
+      </w:r>
+    </w:p>
+    <w:p>
+      <w:r>
+        <w:t>def deposit(self, amount: float) -&gt; None:</w:t>
+      </w:r>
+    </w:p>
+    <w:p>
+      <w:r>
+        <w:t>"""Поповнення рахунку на вказану суму."""</w:t>
+      </w:r>
+    </w:p>
+    <w:p>
+      <w:r>
+        <w:t>if amount &lt;= 0:</w:t>
+      </w:r>
+    </w:p>
+    <w:p>
+      <w:r>
+        <w:t>raise InvalidAmountError("Сума поповнення має бути більшою за нуль.")</w:t>
+      </w:r>
+    </w:p>
+    <w:p>
+      <w:r>
+        <w:t>self.balance += amount</w:t>
+      </w:r>
+    </w:p>
+    <w:p>
+      <w:r>
+        <w:t>def withdraw(self, amount: float) -&gt; None:</w:t>
+      </w:r>
+    </w:p>
+    <w:p>
+      <w:r>
+        <w:t>"""Списання коштів з рахунку. Запобігає від'ємному балансу."""</w:t>
+      </w:r>
+    </w:p>
+    <w:p>
+      <w:r>
+        <w:t>if amount &lt;= 0:</w:t>
+      </w:r>
+    </w:p>
+    <w:p>
+      <w:r>
+        <w:t>raise InvalidAmountError("Сума списання має бути більшою за нуль.")</w:t>
+      </w:r>
+    </w:p>
+    <w:p>
+      <w:r>
+        <w:t>if self.balance - amount &lt; 0:</w:t>
+      </w:r>
+    </w:p>
+    <w:p>
+      <w:r>
+        <w:t>raise InsufficientFundsError(</w:t>
+      </w:r>
+    </w:p>
+    <w:p>
+      <w:r>
+        <w:t>f"Недостатньо коштів. Поточний баланс: {self.balance:.2f} грн. "</w:t>
+      </w:r>
+    </w:p>
+    <w:p>
+      <w:r>
+        <w:t>f"Спроба зняти: {amount:.2f} грн."</w:t>
+      </w:r>
+    </w:p>
+    <w:p>
+      <w:r>
+        <w:t>)</w:t>
+      </w:r>
+    </w:p>
+    <w:p>
+      <w:r>
+        <w:t>self.balance -= amount</w:t>
+      </w:r>
+    </w:p>
+    <w:p>
+      <w:r>
+        <w:t>```</w:t>
+      </w:r>
+    </w:p>
+    <w:p>
+      <w:r>
+        <w:t>#### Файл `src/bank_system/services.py`</w:t>
+      </w:r>
+    </w:p>
+    <w:p>
+      <w:r>
+        <w:t>```python</w:t>
+      </w:r>
+    </w:p>
+    <w:p>
+      <w:r>
+        <w:t>from typing import List</w:t>
+      </w:r>
+    </w:p>
+    <w:p>
+      <w:r>
+        <w:t>from bank_system.models import BankAccount</w:t>
+      </w:r>
+    </w:p>
+    <w:p>
+      <w:r>
+        <w:t>from bank_system.exceptions import AccountNotFoundError, AccountAlreadyExistsError, InvalidAmountError</w:t>
+      </w:r>
+    </w:p>
+    <w:p>
+      <w:r>
+        <w:t>def find_account(accounts: List[BankAccount], account_number: str) -&gt; BankAccount:</w:t>
+      </w:r>
+    </w:p>
+    <w:p>
+      <w:r>
+        <w:t>"""Пошук рахунку за його унікальним номером."""</w:t>
+      </w:r>
+    </w:p>
+    <w:p>
+      <w:r>
+        <w:t>cleaned_number = account_number.strip().upper()</w:t>
+      </w:r>
+    </w:p>
+    <w:p>
+      <w:r>
+        <w:t>for acc in accounts:</w:t>
+      </w:r>
+    </w:p>
+    <w:p>
+      <w:r>
+        <w:t>if acc.account_number.upper() == cleaned_number:</w:t>
+      </w:r>
+    </w:p>
+    <w:p>
+      <w:r>
+        <w:t>return acc</w:t>
+      </w:r>
+    </w:p>
+    <w:p>
+      <w:r>
+        <w:t>raise AccountNotFoundError(f"Рахунок з номером {account_number} не знайдено.")</w:t>
+      </w:r>
+    </w:p>
+    <w:p>
+      <w:r>
+        <w:t>def calculate_total_funds(accounts: List[BankAccount]) -&gt; float:</w:t>
+      </w:r>
+    </w:p>
+    <w:p>
+      <w:r>
+        <w:t>"""Обчислення загальної суми коштів на всіх рахунках банку."""</w:t>
+      </w:r>
+    </w:p>
+    <w:p>
+      <w:r>
+        <w:t>return sum(acc.balance for acc in accounts)</w:t>
+      </w:r>
+    </w:p>
+    <w:p>
+      <w:r>
+        <w:t>def add_new_account(accounts: List[BankAccount], name: str, number: str, initial_balance: float) -&gt; BankAccount:</w:t>
+      </w:r>
+    </w:p>
+    <w:p>
+      <w:r>
+        <w:t>"""Створення та додавання нового рахунку до реєстру."""</w:t>
+      </w:r>
+    </w:p>
+    <w:p>
+      <w:r>
+        <w:t>if not name.strip():</w:t>
+      </w:r>
+    </w:p>
+    <w:p>
+      <w:r>
+        <w:t>raise InvalidAmountError("Ім'я клієнта не може бути порожнім.")</w:t>
+      </w:r>
+    </w:p>
+    <w:p>
+      <w:r>
+        <w:t>if not number.strip():</w:t>
+      </w:r>
+    </w:p>
+    <w:p>
+      <w:r>
+        <w:t>raise InvalidAmountError("Номер рахунку не може бути порожнім.")</w:t>
+      </w:r>
+    </w:p>
+    <w:p>
+      <w:r>
+        <w:t>if initial_balance &lt; 0:</w:t>
+      </w:r>
+    </w:p>
+    <w:p>
+      <w:r>
+        <w:t>raise InvalidAmountError("Початковий баланс не може бути від'ємним.")</w:t>
+      </w:r>
+    </w:p>
+    <w:p>
+      <w:r>
+        <w:t>cleaned_number = number.strip().upper()</w:t>
+      </w:r>
+    </w:p>
+    <w:p>
+      <w:r>
+        <w:t>for acc in accounts:</w:t>
+      </w:r>
+    </w:p>
+    <w:p>
+      <w:r>
+        <w:t>if acc.account_number.upper() == cleaned_number:</w:t>
+      </w:r>
+    </w:p>
+    <w:p>
+      <w:r>
+        <w:t>raise AccountAlreadyExistsError(f"Рахунок з номером {number} вже існує.")</w:t>
+      </w:r>
+    </w:p>
+    <w:p>
+      <w:r>
+        <w:t>new_acc = BankAccount(client_name=name.strip(), account_number=cleaned_number, balance=initial_balance)</w:t>
+      </w:r>
+    </w:p>
+    <w:p>
+      <w:r>
+        <w:t>accounts.append(new_acc)</w:t>
+      </w:r>
+    </w:p>
+    <w:p>
+      <w:r>
+        <w:t>return new_acc</w:t>
+      </w:r>
+    </w:p>
+    <w:p>
+      <w:r>
+        <w:t>```</w:t>
+      </w:r>
+    </w:p>
+    <w:p>
+      <w:r>
+        <w:t>#### Файл `src/bank_system/exceptions.py`</w:t>
+      </w:r>
+    </w:p>
+    <w:p>
+      <w:r>
+        <w:t>```python</w:t>
+      </w:r>
+    </w:p>
+    <w:p>
+      <w:r>
+        <w:t>class BankSystemError(Exception):</w:t>
+      </w:r>
+    </w:p>
+    <w:p>
+      <w:r>
+        <w:t>"""Базовий клас для винятків у системі банківських рахунків."""</w:t>
+      </w:r>
+    </w:p>
+    <w:p>
+      <w:r>
+        <w:t>pass</w:t>
+      </w:r>
+    </w:p>
+    <w:p>
+      <w:r>
+        <w:t>class InsufficientFundsError(BankSystemError):</w:t>
+      </w:r>
+    </w:p>
+    <w:p>
+      <w:r>
+        <w:t>"""Виняток для недостатнього балансу."""</w:t>
+      </w:r>
+    </w:p>
+    <w:p>
+      <w:r>
+        <w:t>pass</w:t>
+      </w:r>
+    </w:p>
+    <w:p>
+      <w:r>
+        <w:t>class InvalidAmountError(BankSystemError):</w:t>
+      </w:r>
+    </w:p>
+    <w:p>
+      <w:r>
+        <w:t>"""Виняток для некоректної суми транзакції."""</w:t>
+      </w:r>
+    </w:p>
+    <w:p>
+      <w:r>
+        <w:t>pass</w:t>
+      </w:r>
+    </w:p>
+    <w:p>
+      <w:r>
+        <w:t>class AccountNotFoundError(BankSystemError):</w:t>
+      </w:r>
+    </w:p>
+    <w:p>
+      <w:r>
+        <w:t>"""Виняток, коли рахунок не знайдено."""</w:t>
+      </w:r>
+    </w:p>
+    <w:p>
+      <w:r>
+        <w:t>pass</w:t>
+      </w:r>
+    </w:p>
+    <w:p>
+      <w:r>
+        <w:t>class AccountAlreadyExistsError(BankSystemError):</w:t>
+      </w:r>
+    </w:p>
+    <w:p>
+      <w:r>
+        <w:t>"""Виняток, коли номер рахунку вже зайнято."""</w:t>
+      </w:r>
+    </w:p>
+    <w:p>
+      <w:r>
+        <w:t>pass</w:t>
+      </w:r>
+    </w:p>
+    <w:p>
+      <w:r>
+        <w:t>```</w:t>
+      </w:r>
+    </w:p>
+    <w:p>
+      <w:r>
+        <w:t>#### Файл `src/bank_system/main.py`</w:t>
+      </w:r>
+    </w:p>
+    <w:p>
+      <w:r>
+        <w:t>```python</w:t>
+      </w:r>
+    </w:p>
+    <w:p>
+      <w:r>
+        <w:t>import sys</w:t>
+      </w:r>
+    </w:p>
+    <w:p>
+      <w:r>
+        <w:t>from typing import List</w:t>
+      </w:r>
+    </w:p>
+    <w:p>
+      <w:r>
+        <w:t>from bank_system.models import BankAccount</w:t>
+      </w:r>
+    </w:p>
+    <w:p>
+      <w:r>
+        <w:t>from bank_system.services import find_account, calculate_total_funds, add_new_account</w:t>
+      </w:r>
+    </w:p>
+    <w:p>
+      <w:r>
+        <w:t>from bank_system.exceptions import BankSystemError</w:t>
+      </w:r>
+    </w:p>
+    <w:p>
+      <w:r>
+        <w:t>def create_demo_accounts() -&gt; List[BankAccount]:</w:t>
+      </w:r>
+    </w:p>
+    <w:p>
+      <w:r>
+        <w:t>"""Ініціалізація демонстраційних даних."""</w:t>
+      </w:r>
+    </w:p>
+    <w:p>
+      <w:r>
+        <w:t>return [</w:t>
+      </w:r>
+    </w:p>
+    <w:p>
+      <w:r>
+        <w:t>BankAccount("Олександр Петренко", "UA8932203300000026001234561", 15250.50),</w:t>
+      </w:r>
+    </w:p>
+    <w:p>
+      <w:r>
+        <w:t>BankAccount("Марія Коваленко", "UA5630201100000026009876542", 4800.00),</w:t>
+      </w:r>
+    </w:p>
+    <w:p>
+      <w:r>
+        <w:t>BankAccount("Дмитро Шевченко", "UA1230984400000026001112223", 350.75),</w:t>
+      </w:r>
+    </w:p>
+    <w:p>
+      <w:r>
+        <w:t>BankAccount("Анна Лисенко", "UA4455667700000026009998887", 120500.00)</w:t>
+      </w:r>
+    </w:p>
+    <w:p>
+      <w:r>
+        <w:t>]</w:t>
+      </w:r>
+    </w:p>
+    <w:p>
+      <w:r>
+        <w:t>def get_float_input(prompt: str) -&gt; float:</w:t>
+      </w:r>
+    </w:p>
+    <w:p>
+      <w:r>
+        <w:t>"""Безпечне зчитування дійсного числа з консолі."""</w:t>
+      </w:r>
+    </w:p>
+    <w:p>
+      <w:r>
+        <w:t>while True:</w:t>
+      </w:r>
+    </w:p>
+    <w:p>
+      <w:r>
+        <w:t>try:</w:t>
+      </w:r>
+    </w:p>
+    <w:p>
+      <w:r>
+        <w:t>val = float(input(prompt).strip())</w:t>
+      </w:r>
+    </w:p>
+    <w:p>
+      <w:r>
+        <w:t>return val</w:t>
+      </w:r>
+    </w:p>
+    <w:p>
+      <w:r>
+        <w:t>except ValueError:</w:t>
+      </w:r>
+    </w:p>
+    <w:p>
+      <w:r>
+        <w:t>print("Помилка введення! Будь ласка, введіть число (наприклад, 150.50).")</w:t>
+      </w:r>
+    </w:p>
+    <w:p>
+      <w:r>
+        <w:t>def print_menu() -&gt; None:</w:t>
+      </w:r>
+    </w:p>
+    <w:p>
+      <w:r>
+        <w:t>print("\n" + "=" * 50)</w:t>
+      </w:r>
+    </w:p>
+    <w:p>
+      <w:r>
+        <w:t>print("      СИСТЕМА УПРАВЛІННЯ БАНКІВСЬКИМИ РАХУНКАМИ")</w:t>
+      </w:r>
+    </w:p>
+    <w:p>
+      <w:r>
+        <w:t>print("=" * 50)</w:t>
+      </w:r>
+    </w:p>
+    <w:p>
+      <w:r>
+        <w:t>print("1. Показати список усіх рахунків")</w:t>
+      </w:r>
+    </w:p>
+    <w:p>
+      <w:r>
+        <w:t>print("2. Знайти рахунок за номером")</w:t>
+      </w:r>
+    </w:p>
+    <w:p>
+      <w:r>
+        <w:t>print("3. Перевірити поточний баланс рахунку")</w:t>
+      </w:r>
+    </w:p>
+    <w:p>
+      <w:r>
+        <w:t>print("4. Поповнити рахунок (Deposit)")</w:t>
+      </w:r>
+    </w:p>
+    <w:p>
+      <w:r>
+        <w:t>print("5. Списати кошти з рахунку (Withdraw)")</w:t>
+      </w:r>
+    </w:p>
+    <w:p>
+      <w:r>
+        <w:t>print("6. Розрахувати загальну суму коштів у банку")</w:t>
+      </w:r>
+    </w:p>
+    <w:p>
+      <w:r>
+        <w:t>print("7. Відкрити новий банківський рахунок")</w:t>
+      </w:r>
+    </w:p>
+    <w:p>
+      <w:r>
+        <w:t>print("8. Вийти з програми")</w:t>
+      </w:r>
+    </w:p>
+    <w:p>
+      <w:r>
+        <w:t>print("=" * 50)</w:t>
+      </w:r>
+    </w:p>
+    <w:p>
+      <w:r>
+        <w:t>def main() -&gt; None:</w:t>
+      </w:r>
+    </w:p>
+    <w:p>
+      <w:r>
+        <w:t>accounts = create_demo_accounts()</w:t>
+      </w:r>
+    </w:p>
+    <w:p>
+      <w:r>
+        <w:t>print("Систему успішно ініціалізовано.")</w:t>
+      </w:r>
+    </w:p>
+    <w:p>
+      <w:r>
+        <w:t>while True:</w:t>
+      </w:r>
+    </w:p>
+    <w:p>
+      <w:r>
+        <w:t>print_menu()</w:t>
+      </w:r>
+    </w:p>
+    <w:p>
+      <w:r>
+        <w:t>choice = input("Оберіть пункт меню (1-8): ").strip()</w:t>
+      </w:r>
+    </w:p>
+    <w:p>
+      <w:r>
+        <w:t>try:</w:t>
+      </w:r>
+    </w:p>
+    <w:p>
+      <w:r>
+        <w:t>if choice == "1":</w:t>
+      </w:r>
+    </w:p>
+    <w:p>
+      <w:r>
+        <w:t>print("\n--- Список зареєстрованих рахунків ---")</w:t>
+      </w:r>
+    </w:p>
+    <w:p>
+      <w:r>
+        <w:t>for acc in accounts:</w:t>
+      </w:r>
+    </w:p>
+    <w:p>
+      <w:r>
+        <w:t>print(f"Клієнт: {acc.client_name:&lt;22} | Рахунок: {acc.account_number:&lt;27} | Баланс: {acc.balance:12.2f} грн")</w:t>
+      </w:r>
+    </w:p>
+    <w:p>
+      <w:r>
+        <w:t>elif choice == "2":</w:t>
+      </w:r>
+    </w:p>
+    <w:p>
+      <w:r>
+        <w:t>num = input("Введіть номер рахунку: ").strip()</w:t>
+      </w:r>
+    </w:p>
+    <w:p>
+      <w:r>
+        <w:t>acc = find_account(accounts, num)</w:t>
+      </w:r>
+    </w:p>
+    <w:p>
+      <w:r>
+        <w:t>print(f"\nЗнайдено рахунок:\nВласник: {acc.client_name}\nНомер: {acc.account_number}\nБаланс: {acc.balance:.2f} грн")</w:t>
+      </w:r>
+    </w:p>
+    <w:p>
+      <w:r>
+        <w:t>elif choice == "3":</w:t>
+      </w:r>
+    </w:p>
+    <w:p>
+      <w:r>
+        <w:t>num = input("Введіть номер рахунку: ").strip()</w:t>
+      </w:r>
+    </w:p>
+    <w:p>
+      <w:r>
+        <w:t>acc = find_account(accounts, num)</w:t>
+      </w:r>
+    </w:p>
+    <w:p>
+      <w:r>
+        <w:t>print(f"\nБаланс рахунку {acc.account_number}: {acc.balance:.2f} грн")</w:t>
+      </w:r>
+    </w:p>
+    <w:p>
+      <w:r>
+        <w:t>elif choice == "4":</w:t>
+      </w:r>
+    </w:p>
+    <w:p>
+      <w:r>
+        <w:t>num = input("Введіть номер рахунку: ").strip()</w:t>
+      </w:r>
+    </w:p>
+    <w:p>
+      <w:r>
+        <w:t>acc = find_account(accounts, num)</w:t>
+      </w:r>
+    </w:p>
+    <w:p>
+      <w:r>
+        <w:t>amount = get_float_input("Введіть суму поповнення (грн): ")</w:t>
+      </w:r>
+    </w:p>
+    <w:p>
+      <w:r>
+        <w:t>acc.deposit(amount)</w:t>
+      </w:r>
+    </w:p>
+    <w:p>
+      <w:r>
+        <w:t>print(f"\nРахунок успішно поповнено. Новий баланс: {acc.balance:.2f} грн.")</w:t>
+      </w:r>
+    </w:p>
+    <w:p>
+      <w:r>
+        <w:t>elif choice == "5":</w:t>
+      </w:r>
+    </w:p>
+    <w:p>
+      <w:r>
+        <w:t>num = input("Введіть номер рахунку: ").strip()</w:t>
+      </w:r>
+    </w:p>
+    <w:p>
+      <w:r>
+        <w:t>acc = find_account(accounts, num)</w:t>
+      </w:r>
+    </w:p>
+    <w:p>
+      <w:r>
+        <w:t>amount = get_float_input("Введіть суму списання (грн): ")</w:t>
+      </w:r>
+    </w:p>
+    <w:p>
+      <w:r>
+        <w:t>acc.withdraw(amount)</w:t>
+      </w:r>
+    </w:p>
+    <w:p>
+      <w:r>
+        <w:t>print(f"\nЗ рахунку успішно списано кошти. Новий баланс: {acc.balance:.2f} грн.")</w:t>
+      </w:r>
+    </w:p>
+    <w:p>
+      <w:r>
+        <w:t>elif choice == "6":</w:t>
+      </w:r>
+    </w:p>
+    <w:p>
+      <w:r>
+        <w:t>total = calculate_total_funds(accounts)</w:t>
+      </w:r>
+    </w:p>
+    <w:p>
+      <w:r>
+        <w:t>print(f"\nЗагальна сума коштів на всіх рахунках банку: {total:.2f} грн.")</w:t>
+      </w:r>
+    </w:p>
+    <w:p>
+      <w:r>
+        <w:t>elif choice == "7":</w:t>
+      </w:r>
+    </w:p>
+    <w:p>
+      <w:r>
+        <w:t>name = input("Введіть ім'я та прізвище клієнта: ").strip()</w:t>
+      </w:r>
+    </w:p>
+    <w:p>
+      <w:r>
+        <w:t>number = input("Введіть номер рахунку (наприклад, UA...): ").strip()</w:t>
+      </w:r>
+    </w:p>
+    <w:p>
+      <w:r>
+        <w:t>initial_balance = get_float_input("Введіть початковий баланс (грн): ")</w:t>
+      </w:r>
+    </w:p>
+    <w:p>
+      <w:r>
+        <w:t>new_acc = add_new_account(accounts, name, number, initial_balance)</w:t>
+      </w:r>
+    </w:p>
+    <w:p>
+      <w:r>
+        <w:t>print(f"\nРахунок успішно створено!")</w:t>
+      </w:r>
+    </w:p>
+    <w:p>
+      <w:r>
+        <w:t>elif choice == "8":</w:t>
+      </w:r>
+    </w:p>
+    <w:p>
+      <w:r>
+        <w:t>print("\nДо побачення!")</w:t>
+      </w:r>
+    </w:p>
+    <w:p>
+      <w:r>
+        <w:t>break</w:t>
+      </w:r>
+    </w:p>
+    <w:p>
+      <w:r>
+        <w:t>else:</w:t>
+      </w:r>
+    </w:p>
+    <w:p>
+      <w:r>
+        <w:t>print("Некоректний вибір. Введіть цифру від 1 до 8.")</w:t>
+      </w:r>
+    </w:p>
+    <w:p>
+      <w:r>
+        <w:t>except BankSystemError as e:</w:t>
+      </w:r>
+    </w:p>
+    <w:p>
+      <w:r>
+        <w:t>print(f"\n[БАНКІВСЬКА ПОМИЛКА] {e}")</w:t>
+      </w:r>
+    </w:p>
+    <w:p>
+      <w:r>
+        <w:t>except Exception as e:</w:t>
+      </w:r>
+    </w:p>
+    <w:p>
+      <w:r>
+        <w:t>print(f"\n[КРИТИЧНА ПОМИЛКА] {e}")</w:t>
+      </w:r>
+    </w:p>
+    <w:p>
+      <w:r>
+        <w:t>if __name__ == "__main__":</w:t>
+      </w:r>
+    </w:p>
+    <w:p>
+      <w:r>
+        <w:t>main()</w:t>
+      </w:r>
+    </w:p>
+    <w:p>
+      <w:r>
+        <w:t>```</w:t>
       </w:r>
     </w:p>
     <w:p>
@@ -756,17 +1511,202 @@
         <w:pStyle w:val="Heading3"/>
       </w:pPr>
       <w:r>
-        <w:t>Приклад виконання Git-комітів розробки</w:t>
-      </w:r>
-    </w:p>
-    <w:p>
-      <w:r>
-        <w:t>Під час виконання лабораторної роботи було ініційовано репозиторій та створено 3 логічні коміти:</w:t>
-      </w:r>
-    </w:p>
-    <w:p>
-      <w:r>
-        <w:t>```bash</w:t>
+        <w:t>Конфігураційні файли проєкту</w:t>
+      </w:r>
+    </w:p>
+    <w:p>
+      <w:r>
+        <w:t>#### Файл `pyproject.toml`</w:t>
+      </w:r>
+    </w:p>
+    <w:p>
+      <w:r>
+        <w:t>Конфігураційний файл сумісний з сучасними стандартами розгортання Python-пакетів (PEP 517 / PEP 621) і використовує `setuptools` як складальну систему.</w:t>
+      </w:r>
+    </w:p>
+    <w:p>
+      <w:r>
+        <w:t>```toml</w:t>
+      </w:r>
+    </w:p>
+    <w:p>
+      <w:r>
+        <w:t>[build-system]</w:t>
+      </w:r>
+    </w:p>
+    <w:p>
+      <w:r>
+        <w:t>requires = ["setuptools&gt;=70"]</w:t>
+      </w:r>
+    </w:p>
+    <w:p>
+      <w:r>
+        <w:t>build-backend = "setuptools.build_meta"</w:t>
+      </w:r>
+    </w:p>
+    <w:p>
+      <w:r>
+        <w:t>[project]</w:t>
+      </w:r>
+    </w:p>
+    <w:p>
+      <w:r>
+        <w:t>name = "bank-system"</w:t>
+      </w:r>
+    </w:p>
+    <w:p>
+      <w:r>
+        <w:t>version = "0.1.0"</w:t>
+      </w:r>
+    </w:p>
+    <w:p>
+      <w:r>
+        <w:t>description = "Professional Bank Account Management System built with Python"</w:t>
+      </w:r>
+    </w:p>
+    <w:p>
+      <w:r>
+        <w:t>readme = "README.md"</w:t>
+      </w:r>
+    </w:p>
+    <w:p>
+      <w:r>
+        <w:t>requires-python = "&gt;=3.11"</w:t>
+      </w:r>
+    </w:p>
+    <w:p>
+      <w:r>
+        <w:t>authors = [</w:t>
+      </w:r>
+    </w:p>
+    <w:p>
+      <w:r>
+        <w:t>{ name = "Python Developer", email = "developer@bank.local" }</w:t>
+      </w:r>
+    </w:p>
+    <w:p>
+      <w:r>
+        <w:t>]</w:t>
+      </w:r>
+    </w:p>
+    <w:p>
+      <w:r>
+        <w:t>classifiers = [</w:t>
+      </w:r>
+    </w:p>
+    <w:p>
+      <w:r>
+        <w:t>"Programming Language :: Python :: 3",</w:t>
+      </w:r>
+    </w:p>
+    <w:p>
+      <w:r>
+        <w:t>"Programming Language :: Python :: 3.11",</w:t>
+      </w:r>
+    </w:p>
+    <w:p>
+      <w:r>
+        <w:t>"Operating System :: OS Independent",</w:t>
+      </w:r>
+    </w:p>
+    <w:p>
+      <w:r>
+        <w:t>]</w:t>
+      </w:r>
+    </w:p>
+    <w:p>
+      <w:r>
+        <w:t>[project.scripts]</w:t>
+      </w:r>
+    </w:p>
+    <w:p>
+      <w:r>
+        <w:t>bank-system = "bank_system.main:main"</w:t>
+      </w:r>
+    </w:p>
+    <w:p>
+      <w:r>
+        <w:t>```</w:t>
+      </w:r>
+    </w:p>
+    <w:p>
+      <w:r>
+        <w:t>#### Файл `.gitignore`</w:t>
+      </w:r>
+    </w:p>
+    <w:p>
+      <w:r>
+        <w:t>Забезпечує ігнорування системних файлів, віртуальних середовищ, локальних налаштувань середовища розробки (IDE) та кешу компілятора Python.</w:t>
+      </w:r>
+    </w:p>
+    <w:p>
+      <w:r>
+        <w:t>```text</w:t>
+      </w:r>
+    </w:p>
+    <w:p>
+      <w:r>
+        <w:t>.venv/</w:t>
+      </w:r>
+    </w:p>
+    <w:p>
+      <w:r>
+        <w:t>__pycache__/</w:t>
+      </w:r>
+    </w:p>
+    <w:p>
+      <w:r>
+        <w:t>*.pyc</w:t>
+      </w:r>
+    </w:p>
+    <w:p>
+      <w:r>
+        <w:t>.pytest_cache/</w:t>
+      </w:r>
+    </w:p>
+    <w:p>
+      <w:r>
+        <w:t>.idea/</w:t>
+      </w:r>
+    </w:p>
+    <w:p>
+      <w:r>
+        <w:t>.vscode/</w:t>
+      </w:r>
+    </w:p>
+    <w:p>
+      <w:r>
+        <w:t>dist/</w:t>
+      </w:r>
+    </w:p>
+    <w:p>
+      <w:r>
+        <w:t>build/</w:t>
+      </w:r>
+    </w:p>
+    <w:p>
+      <w:r>
+        <w:t>*.egg-info/</w:t>
+      </w:r>
+    </w:p>
+    <w:p>
+      <w:r>
+        <w:t>.env</w:t>
+      </w:r>
+    </w:p>
+    <w:p>
+      <w:r>
+        <w:t>```</w:t>
+      </w:r>
+    </w:p>
+    <w:p>
+      <w:r>
+        <w:t>#### Файл `README.md`</w:t>
+      </w:r>
+    </w:p>
+    <w:p>
+      <w:r>
+        <w:t>```markdown</w:t>
       </w:r>
     </w:p>
     <w:p>
@@ -774,22 +1714,174 @@
         <w:pStyle w:val="Heading1"/>
       </w:pPr>
       <w:r>
-        <w:t>Ініціалізація та перший коміт (структура проєкту)</w:t>
-      </w:r>
-    </w:p>
-    <w:p>
-      <w:r>
-        <w:t>git init</w:t>
-      </w:r>
-    </w:p>
-    <w:p>
-      <w:r>
-        <w:t>git add .gitignore pyproject.toml README.md src/bank_system/__init__.py</w:t>
-      </w:r>
-    </w:p>
-    <w:p>
-      <w:r>
-        <w:t>git commit -m "Initial project structure with src-layout configuration"</w:t>
+        <w:t>Bank Account Management System</w:t>
+      </w:r>
+    </w:p>
+    <w:p>
+      <w:r>
+        <w:t>Консольний застосунок для управління банківськими рахунками, створений у межах лабораторної роботи №1 з дисципліни «Професійний Python».</w:t>
+      </w:r>
+    </w:p>
+    <w:p>
+      <w:pPr>
+        <w:pStyle w:val="Heading2"/>
+      </w:pPr>
+      <w:r>
+        <w:t>Особливості</w:t>
+      </w:r>
+    </w:p>
+    <w:p>
+      <w:r>
+        <w:t>- Побудовано за принципом **src-layout**.</w:t>
+      </w:r>
+    </w:p>
+    <w:p>
+      <w:r>
+        <w:t>- Інтерактивне консольне меню з валідацією введення.</w:t>
+      </w:r>
+    </w:p>
+    <w:p>
+      <w:r>
+        <w:t>- Надійна обробка логічних винятків (запобігання від'ємному балансу, дублюванню рахунків).</w:t>
+      </w:r>
+    </w:p>
+    <w:p>
+      <w:r>
+        <w:t>- Повне покриття Type Hints.</w:t>
+      </w:r>
+    </w:p>
+    <w:p>
+      <w:pPr>
+        <w:pStyle w:val="Heading2"/>
+      </w:pPr>
+      <w:r>
+        <w:t>Встановлення</w:t>
+      </w:r>
+    </w:p>
+    <w:p>
+      <w:r>
+        <w:t>1. Створіть та активуйте віртуальне середовище:</w:t>
+      </w:r>
+    </w:p>
+    <w:p>
+      <w:r>
+        <w:t>```bash</w:t>
+      </w:r>
+    </w:p>
+    <w:p>
+      <w:r>
+        <w:t>python -m venv .venv</w:t>
+      </w:r>
+    </w:p>
+    <w:p>
+      <w:r>
+        <w:t>source .venv/bin/activate  # Для Linux/macOS</w:t>
+      </w:r>
+    </w:p>
+    <w:p>
+      <w:r>
+        <w:t>.venv\Scripts\activate     # Для Windows</w:t>
+      </w:r>
+    </w:p>
+    <w:p>
+      <w:r>
+        <w:t>```</w:t>
+      </w:r>
+    </w:p>
+    <w:p>
+      <w:r>
+        <w:t>2. Встановіть застосунок в інтерактивному (editable) режимі:</w:t>
+      </w:r>
+    </w:p>
+    <w:p>
+      <w:r>
+        <w:t>```bash</w:t>
+      </w:r>
+    </w:p>
+    <w:p>
+      <w:r>
+        <w:t>python -m pip install -e .</w:t>
+      </w:r>
+    </w:p>
+    <w:p>
+      <w:r>
+        <w:t>```</w:t>
+      </w:r>
+    </w:p>
+    <w:p>
+      <w:pPr>
+        <w:pStyle w:val="Heading2"/>
+      </w:pPr>
+      <w:r>
+        <w:t>Запуск програми</w:t>
+      </w:r>
+    </w:p>
+    <w:p>
+      <w:r>
+        <w:t>Запуск через модуль Python:</w:t>
+      </w:r>
+    </w:p>
+    <w:p>
+      <w:r>
+        <w:t>```bash</w:t>
+      </w:r>
+    </w:p>
+    <w:p>
+      <w:r>
+        <w:t>python -m bank_system.main</w:t>
+      </w:r>
+    </w:p>
+    <w:p>
+      <w:r>
+        <w:t>```</w:t>
+      </w:r>
+    </w:p>
+    <w:p>
+      <w:r>
+        <w:t>Або за допомогою автоматично створеного консольного скрипта:</w:t>
+      </w:r>
+    </w:p>
+    <w:p>
+      <w:r>
+        <w:t>```bash</w:t>
+      </w:r>
+    </w:p>
+    <w:p>
+      <w:r>
+        <w:t>bank-system</w:t>
+      </w:r>
+    </w:p>
+    <w:p>
+      <w:r>
+        <w:t>```</w:t>
+      </w:r>
+    </w:p>
+    <w:p>
+      <w:r>
+        <w:t>```</w:t>
+      </w:r>
+    </w:p>
+    <w:p>
+      <w:r>
+        <w:t>---</w:t>
+      </w:r>
+    </w:p>
+    <w:p>
+      <w:pPr>
+        <w:pStyle w:val="Heading3"/>
+      </w:pPr>
+      <w:r>
+        <w:t>Робота з Git</w:t>
+      </w:r>
+    </w:p>
+    <w:p>
+      <w:r>
+        <w:t>Ініціалізація та налаштування локального репозиторію відбувалися за наступним сценарієм (імітація виводів терміналу):</w:t>
+      </w:r>
+    </w:p>
+    <w:p>
+      <w:r>
+        <w:t>```bash</w:t>
       </w:r>
     </w:p>
     <w:p>
@@ -797,17 +1889,22 @@
         <w:pStyle w:val="Heading1"/>
       </w:pPr>
       <w:r>
-        <w:t>Другий коміт (моделі та бізнес-логіка)</w:t>
-      </w:r>
-    </w:p>
-    <w:p>
-      <w:r>
-        <w:t>git add src/bank_system/models.py src/bank_system/services.py</w:t>
-      </w:r>
-    </w:p>
-    <w:p>
-      <w:r>
-        <w:t>git commit -m "Add bank account data model, custom exceptions and core services"</w:t>
+        <w:t>1. Ініціалізація репозиторію та додавання конфігурацій</w:t>
+      </w:r>
+    </w:p>
+    <w:p>
+      <w:r>
+        <w:t>git init</w:t>
+      </w:r>
+    </w:p>
+    <w:p>
+      <w:r>
+        <w:t>git add .gitignore pyproject.toml</w:t>
+      </w:r>
+    </w:p>
+    <w:p>
+      <w:r>
+        <w:t>git commit -m "Create project structure and core configuration files"</w:t>
       </w:r>
     </w:p>
     <w:p>
@@ -815,17 +1912,35 @@
         <w:pStyle w:val="Heading1"/>
       </w:pPr>
       <w:r>
-        <w:t>Третій коміт (інтерфейс та запуск)</w:t>
-      </w:r>
-    </w:p>
-    <w:p>
-      <w:r>
-        <w:t>git add src/bank_system/main.py</w:t>
-      </w:r>
-    </w:p>
-    <w:p>
-      <w:r>
-        <w:t>git commit -m "Add interactive menu CLI entry point and validated inputs"</w:t>
+        <w:t>2. Додавання бізнес-моделей та сервісних функцій</w:t>
+      </w:r>
+    </w:p>
+    <w:p>
+      <w:r>
+        <w:t>git add src/bank_system/__init__.py src/bank_system/models.py src/bank_system/services.py src/bank_system/exceptions.py</w:t>
+      </w:r>
+    </w:p>
+    <w:p>
+      <w:r>
+        <w:t>git commit -m "Add BankAccount model, business logic services, and custom exceptions"</w:t>
+      </w:r>
+    </w:p>
+    <w:p>
+      <w:pPr>
+        <w:pStyle w:val="Heading1"/>
+      </w:pPr>
+      <w:r>
+        <w:t>3. Додавання інтерфейсу взаємодії з користувачем та README.md</w:t>
+      </w:r>
+    </w:p>
+    <w:p>
+      <w:r>
+        <w:t>git add src/bank_system/main.py README.md</w:t>
+      </w:r>
+    </w:p>
+    <w:p>
+      <w:r>
+        <w:t>git commit -m "Add main CLI application, demo data initialization, and README documentation"</w:t>
       </w:r>
     </w:p>
     <w:p>
@@ -835,37 +1950,370 @@
     </w:p>
     <w:p>
       <w:r>
-        <w:t>Перегляд логу комітів:</w:t>
-      </w:r>
-    </w:p>
-    <w:p>
-      <w:r>
-        <w:t>```bash</w:t>
-      </w:r>
-    </w:p>
-    <w:p>
-      <w:r>
-        <w:t>$ git log --oneline</w:t>
-      </w:r>
-    </w:p>
-    <w:p>
-      <w:r>
-        <w:t>42df7a1 Add interactive menu CLI entry point and validated inputs</w:t>
-      </w:r>
-    </w:p>
-    <w:p>
-      <w:r>
-        <w:t>9a84b12 Add bank account data model, custom exceptions and core services</w:t>
-      </w:r>
-    </w:p>
-    <w:p>
-      <w:r>
-        <w:t>b5f13ac Initial project structure with src-layout configuration</w:t>
+        <w:t>#### Результат виконання команди `git status`</w:t>
+      </w:r>
+    </w:p>
+    <w:p>
+      <w:r>
+        <w:t>```text</w:t>
+      </w:r>
+    </w:p>
+    <w:p>
+      <w:r>
+        <w:t>On branch main</w:t>
+      </w:r>
+    </w:p>
+    <w:p>
+      <w:r>
+        <w:t>nothing to commit, working tree clean</w:t>
       </w:r>
     </w:p>
     <w:p>
       <w:r>
         <w:t>```</w:t>
+      </w:r>
+    </w:p>
+    <w:p>
+      <w:r>
+        <w:t>#### Результат виконання команди `git log --oneline`</w:t>
+      </w:r>
+    </w:p>
+    <w:p>
+      <w:r>
+        <w:t>```text</w:t>
+      </w:r>
+    </w:p>
+    <w:p>
+      <w:r>
+        <w:t>9d2f11a Add main CLI application, demo data initialization, and README documentation</w:t>
+      </w:r>
+    </w:p>
+    <w:p>
+      <w:r>
+        <w:t>4a382cf Add BankAccount model, business logic services, and custom exceptions</w:t>
+      </w:r>
+    </w:p>
+    <w:p>
+      <w:r>
+        <w:t>1f77d3b Create project structure and core configuration files</w:t>
+      </w:r>
+    </w:p>
+    <w:p>
+      <w:r>
+        <w:t>```</w:t>
+      </w:r>
+    </w:p>
+    <w:p>
+      <w:r>
+        <w:t>---</w:t>
+      </w:r>
+    </w:p>
+    <w:p>
+      <w:pPr>
+        <w:pStyle w:val="Heading3"/>
+      </w:pPr>
+      <w:r>
+        <w:t>Відповіді на контрольні запитання</w:t>
+      </w:r>
+    </w:p>
+    <w:p>
+      <w:r>
+        <w:t>1. **Що таке Python-проєкт?**</w:t>
+      </w:r>
+    </w:p>
+    <w:p>
+      <w:r>
+        <w:t>Це структурована сукупність вихідного коду, конфігураційних файлів, документації, тестів та залежностей, що утворюють єдину програмну систему чи пакет, готовий до розповсюдження та підтримки.</w:t>
+      </w:r>
+    </w:p>
+    <w:p>
+      <w:r>
+        <w:t>2. **Чим проєкт відрізняється від одного Python script?**</w:t>
+      </w:r>
+    </w:p>
+    <w:p>
+      <w:r>
+        <w:t>Проєкт є масштабованим і складається з багатьох модулів із розмежованою відповідальністю, має чіткі інструкції збирання (`pyproject.toml`), залежності та документацію, тоді як один скрипт є монолітним файлом для виконання простих або локальних завдань.</w:t>
+      </w:r>
+    </w:p>
+    <w:p>
+      <w:r>
+        <w:t>3. **Що таке Python module?**</w:t>
+      </w:r>
+    </w:p>
+    <w:p>
+      <w:r>
+        <w:t>Це окремий файл із розширенням `.py`, який містить визначення функцій, класів, змінних та виконуваний код, що може бути імпортований іншими модулями.</w:t>
+      </w:r>
+    </w:p>
+    <w:p>
+      <w:r>
+        <w:t>4. **Що таке Python package?**</w:t>
+      </w:r>
+    </w:p>
+    <w:p>
+      <w:r>
+        <w:t>Це каталог, який містить інші модулі та пакети, а також зазвичай містить файл `__init__.py` для позначення простору імен (namespace package).</w:t>
+      </w:r>
+    </w:p>
+    <w:p>
+      <w:r>
+        <w:t>5. **Для чого потрібний `__init__.py`?**</w:t>
+      </w:r>
+    </w:p>
+    <w:p>
+      <w:r>
+        <w:t>Він вказує інтерпретатору Python, що каталог є пакетом. У ньому також можна визначати експортований інтерфейс пакету (`__all__`), метадані пакета (`__version__`) та виконувати початкову ініціалізацію.</w:t>
+      </w:r>
+    </w:p>
+    <w:p>
+      <w:r>
+        <w:t>6. **Що таке `src-layout`?**</w:t>
+      </w:r>
+    </w:p>
+    <w:p>
+      <w:r>
+        <w:t>Це архітектурний шаблон організації коду, за якого всі вихідні файли пакетів розміщуються в окремому кореневому каталозі `src/`.</w:t>
+      </w:r>
+    </w:p>
+    <w:p>
+      <w:r>
+        <w:t>7. **Які переваги має `src-layout`?**</w:t>
+      </w:r>
+    </w:p>
+    <w:p>
+      <w:r>
+        <w:t>Він запобігає випадковому імпорту локального коду без його попереднього встановлення у середовище розробки, полегшує тестування і гарантує збіжність структури під час збирання дистрибутиву (`wheel`).</w:t>
+      </w:r>
+    </w:p>
+    <w:p>
+      <w:r>
+        <w:t>8. **Для чого використовується virtual environment?**</w:t>
+      </w:r>
+    </w:p>
+    <w:p>
+      <w:r>
+        <w:t>Для ізоляції залежностей та бібліотек конкретного проєкту від глобальної системи та інших проєктів, усуваючи конфлікти версій.</w:t>
+      </w:r>
+    </w:p>
+    <w:p>
+      <w:r>
+        <w:t>9. **Як створити `.venv`?**</w:t>
+      </w:r>
+    </w:p>
+    <w:p>
+      <w:r>
+        <w:t>За допомогою вбудованого модуля `venv`: `python -m venv .venv`.</w:t>
+      </w:r>
+    </w:p>
+    <w:p>
+      <w:r>
+        <w:t>10. **Як активувати virtual environment?**</w:t>
+      </w:r>
+    </w:p>
+    <w:p>
+      <w:r>
+        <w:t>У Windows: `.venv\Scripts\activate`, у Linux/macOS: `source .venv/bin/activate`.</w:t>
+      </w:r>
+    </w:p>
+    <w:p>
+      <w:r>
+        <w:t>11. **Для чого використовується `pip`?**</w:t>
+      </w:r>
+    </w:p>
+    <w:p>
+      <w:r>
+        <w:t>Це стандартна система керування пакетами в Python, яка дозволяє встановлювати, оновлювати та видаляти сторонні бібліотеки з репозиторію PyPI.</w:t>
+      </w:r>
+    </w:p>
+    <w:p>
+      <w:r>
+        <w:t>12. **Чому рекомендується `python -m pip`?**</w:t>
+      </w:r>
+    </w:p>
+    <w:p>
+      <w:r>
+        <w:t>Цей синтаксис гарантує, що `pip` буде запущено саме для тієї версії інтерпретатора Python, яка викликана, запобігаючи використанню системного `pip` замість віртуального середовища.</w:t>
+      </w:r>
+    </w:p>
+    <w:p>
+      <w:r>
+        <w:t>13. **Для чого потрібний `pyproject.toml`?**</w:t>
+      </w:r>
+    </w:p>
+    <w:p>
+      <w:r>
+        <w:t>Це єдиний уніфікований конфігураційний файл проєкту (PEP 518), який визначає складальну систему (build system), метадані проєкту, залежності та налаштування інструментів розробки.</w:t>
+      </w:r>
+    </w:p>
+    <w:p>
+      <w:r>
+        <w:t>14. **Що містить секція `[project]`?**</w:t>
+      </w:r>
+    </w:p>
+    <w:p>
+      <w:r>
+        <w:t>Метадані проєкту: ім'я, версію, опис, вимоги до версії Python, залежності, авторів, ліцензію та точки входу консольних скриптів.</w:t>
+      </w:r>
+    </w:p>
+    <w:p>
+      <w:r>
+        <w:t>15. **Що таке `editable installation`?**</w:t>
+      </w:r>
+    </w:p>
+    <w:p>
+      <w:r>
+        <w:t>Режим встановлення пакету (`pip install -e .`), за якого зміни у вихідному коді проєкту миттєво відображаються в середовищі розробки без необхідності повторного встановлення.</w:t>
+      </w:r>
+    </w:p>
+    <w:p>
+      <w:r>
+        <w:t>16. **Для чого використовується `if __name__ == "__main__"`?**</w:t>
+      </w:r>
+    </w:p>
+    <w:p>
+      <w:r>
+        <w:t>Ця конструкція гарантує, що блок коду під нею буде виконано лише при безпосередньому запуску цього файлу як скрипта, а не при його імпортуванні як модуля в інший файл.</w:t>
+      </w:r>
+    </w:p>
+    <w:p>
+      <w:r>
+        <w:t>17. **Що таке Git?**</w:t>
+      </w:r>
+    </w:p>
+    <w:p>
+      <w:r>
+        <w:t>Це розподілена система контролю версій, яка відстежує зміни у файлах проєкту, дозволяє працювати в командах, створювати гілки та повертатися до попередніх станів коду.</w:t>
+      </w:r>
+    </w:p>
+    <w:p>
+      <w:r>
+        <w:t>18. **Що таке repository?**</w:t>
+      </w:r>
+    </w:p>
+    <w:p>
+      <w:r>
+        <w:t>Сховище даних (локальне чи віддалене), де зберігається вся історія версій, метадані та поточний стан файлів проєкту під контролем Git.</w:t>
+      </w:r>
+    </w:p>
+    <w:p>
+      <w:r>
+        <w:t>19. **Що таке commit?**</w:t>
+      </w:r>
+    </w:p>
+    <w:p>
+      <w:r>
+        <w:t>Це знімок (snapshot) стану проєкту на певний момент часу, зафіксований в історії Git з унікальним хешем та описом змін.</w:t>
+      </w:r>
+    </w:p>
+    <w:p>
+      <w:r>
+        <w:t>20. **Для чого використовується `git status`?**</w:t>
+      </w:r>
+    </w:p>
+    <w:p>
+      <w:r>
+        <w:t>Для перегляду поточного стану робочої директорії: змінених, створених, видалених файлів та файлів, що готуються до коміту (staged).</w:t>
+      </w:r>
+    </w:p>
+    <w:p>
+      <w:r>
+        <w:t>21. **Для чого `git add`?**</w:t>
+      </w:r>
+    </w:p>
+    <w:p>
+      <w:r>
+        <w:t>Для додавання змін у файлах до індексу (staging area) перед фіксацією коммітом.</w:t>
+      </w:r>
+    </w:p>
+    <w:p>
+      <w:r>
+        <w:t>22. **Для чого `git commit`?**</w:t>
+      </w:r>
+    </w:p>
+    <w:p>
+      <w:r>
+        <w:t>Для збереження підготовлених змін з індексу в локальну історію репозиторію.</w:t>
+      </w:r>
+    </w:p>
+    <w:p>
+      <w:r>
+        <w:t>23. **Що показує `git log`?**</w:t>
+      </w:r>
+    </w:p>
+    <w:p>
+      <w:r>
+        <w:t>Хронологічний список комітів у поточному репозиторії з інформацією про авторів, дати та описи змін.</w:t>
+      </w:r>
+    </w:p>
+    <w:p>
+      <w:r>
+        <w:t>24. **Для чого потрібен `.gitignore`?**</w:t>
+      </w:r>
+    </w:p>
+    <w:p>
+      <w:r>
+        <w:t>Для визначення шаблонів шляхів та файлів, які система Git має ігнорувати і ніколи не додавати до репозиторію (наприклад, віртуальні середовища, паролі, кеші).</w:t>
+      </w:r>
+    </w:p>
+    <w:p>
+      <w:r>
+        <w:t>25. **Чому `.venv` не потрібно комітити?**</w:t>
+      </w:r>
+    </w:p>
+    <w:p>
+      <w:r>
+        <w:t>Оскільки віртуальне середовище містить системно-залежні бінарні файли та велику кількість сторонніх пакетів. Воно легко відтворюється на іншій машині за допомогою файлу конфігурації.</w:t>
+      </w:r>
+    </w:p>
+    <w:p>
+      <w:r>
+        <w:t>26. **Для чого потрібний README?**</w:t>
+      </w:r>
+    </w:p>
+    <w:p>
+      <w:r>
+        <w:t>Для ознайомлення користувачів та розробників з проєктом: його призначенням, вимогами, процесом встановлення, запуску та використання.</w:t>
+      </w:r>
+    </w:p>
+    <w:p>
+      <w:r>
+        <w:t>27. **Що таке type hints?**</w:t>
+      </w:r>
+    </w:p>
+    <w:p>
+      <w:r>
+        <w:t>Це статичні інструкції типів даних для змінних, параметрів функцій та значень, що повертаються, які полегшують аналіз коду IDE та статичними аналізаторами (наприклад, MyPy).</w:t>
+      </w:r>
+    </w:p>
+    <w:p>
+      <w:r>
+        <w:t>28. **Для чого програму розділяють на modules?**</w:t>
+      </w:r>
+    </w:p>
+    <w:p>
+      <w:r>
+        <w:t>Для спрощення навігації, покращення читабельності коду, запобігання дублюванню коду, забезпечення принципу модульності та полегшення тестування окремих компонентів.</w:t>
+      </w:r>
+    </w:p>
+    <w:p>
+      <w:r>
+        <w:t>29. **Що таке business logic?**</w:t>
+      </w:r>
+    </w:p>
+    <w:p>
+      <w:r>
+        <w:t>Це сукупність правил, алгоритмів та обмежень, які відображають логіку предметної області (наприклад, у банківській системі: правила розрахунку балансу, валідація унікальності рахунку).</w:t>
+      </w:r>
+    </w:p>
+    <w:p>
+      <w:r>
+        <w:t>30. **Чому потрібно відокремлювати application entry point від business logic?**</w:t>
+      </w:r>
+    </w:p>
+    <w:p>
+      <w:r>
+        <w:t>Щоб забезпечити незалежність ядра системи від способу взаємодії з користувачем (інтерфейсу). Це дозволяє легко змінити консольний інтерфейс на веб-додаток (API або GUI) без внесення змін у перевірені бізнес-алгоритми.</w:t>
       </w:r>
     </w:p>
     <w:p>
@@ -883,12 +2331,7 @@
     </w:p>
     <w:p>
       <w:r>
-        <w:t>Під час виконання лабораторної роботи було успішно опановано методологію розробки професійних застосунків на мові Python. Було здійснено перехід від написання простих поодиноких скриптів до побудови модульної архітектури за принципом `src-layout`.</w:t>
-      </w:r>
-    </w:p>
-    <w:p>
-      <w:r>
-        <w:t>Створена система банківських рахунків демонструє повну відповідність вимогам PEP 8, використовує сучасний стандарт конфігурування метаданих `pyproject.toml` та підтримує концепцію editable installation для гнучкого тестування розроблюваного модуля. Робота з ізольованим віртуальним середовищем убезпечила систему від конфліктів залежностей, а використання Git дозволило відстежити та задокументувати кожен крок розробки у вигляді трьох логічних комітів. Написаний код є повністю типізованим, легко розширюваним та готовим до покриття модульними тестами у майбутніх роботах.</w:t>
+        <w:t>У ході виконання лабораторної роботи було успішно засвоєно навички створення професійного Python-проєкту від початкової ініціалізації до документування. Побудована за архітектурою `src-layout` система банківських рахунків наочно продемонструвала переваги низької зв'язності компонентів (Loose Coupling) завдяки чіткому поділу на моделі даних, сервіси бізнес-логіки та клієнтський консольний інтерфейс. Було опановано інструменти віртуального середовища `venv` та пакетного менеджера `pip`. Написання конфігураційного файлу `pyproject.toml` заклало фундамент для автоматизованого збирання пакунків. Робота з Git дозволила виробити дисципліну комітів для фіксації логічно завершених етапів розробки. Створений проєкт відповідає вимогам PEP 8 та готовий до подальшого розширення модулями тестування та інтеграції з базами даних.</w:t>
       </w:r>
     </w:p>
     <w:sectPr>

--- a/report/Звіт_ЛР01.docx
+++ b/report/Звіт_ЛР01.docx
@@ -433,7 +433,12 @@
     </w:p>
     <w:p>
       <w:r>
-        <w:t>Ознайомитися з основними принципами побудови професійних Python-проєктів відповідно до сучасних стандартів розробки. Навчитись створювати ізольовані віртуальні середовища (`venv`), структурувати код за шаблоном `src-layout`, розділяти програму на окремі модулі (слабке пов'язання та сильна зв'язність), використовувати декларації типів (Type Hints), конфігурувати метадані проєкту за допомогою `pyproject.toml`, налаштовувати ігнорування системних файлів через `.gitignore` та супроводжувати репозиторій професійною документацією в `README.md`. Також робота спрямована на закріплення навичок роботи з розподіленою системою контролю версій Git для фіксації логічних етапів розробки.</w:t>
+        <w:t>Ознайомитися з основними принципами організації професійного Python-проєкту, навчитися створювати ізольоване середовище розробки, формувати структуру проєкту за принципом src-layout, працювати з модулями та пакетами Python, створювати файл pyproject.toml, використовувати Git для контролю версій та оформлювати базову документацію проєкту.</w:t>
+      </w:r>
+    </w:p>
+    <w:p>
+      <w:r>
+        <w:t>У результаті виконання роботи реалізовано консольну систему керування банківськими рахунками (Варіант 4), яка демонструє розподіл коду на модулі, використання type hints, обробку виняткових ситуацій (exceptions), використання dataclass та інтерактивного інтерфейсу користувача.</w:t>
       </w:r>
     </w:p>
     <w:p>
@@ -450,122 +455,21 @@
       </w:r>
     </w:p>
     <w:p>
-      <w:r>
-        <w:t>Для реалізації індивідуального варіанта №4 **«Система банківських рахунків»** було розроблено консольний застосунок, побудований на принципах чистої архітектури та об'єктно-орієнтованого моделювання.</w:t>
-      </w:r>
-    </w:p>
-    <w:p>
       <w:pPr>
         <w:pStyle w:val="Heading3"/>
       </w:pPr>
       <w:r>
-        <w:t>1. Архітектурне структурування та бізнес-логіка</w:t>
+        <w:t>1. Архітектурна структура проєкту</w:t>
       </w:r>
     </w:p>
     <w:p>
       <w:r>
-        <w:t>Програма розподілена на три логічні шари відповідно до принципу `src-layout`:</w:t>
+        <w:t>Проєкт побудовано за стандартом **src-layout**, який запобігає випадковому імпорту локальних модулів під час тестування та збірки, змушуючи розробника встановлювати пакет у віртуальне середовище в editable-режимі.</w:t>
       </w:r>
     </w:p>
     <w:p>
       <w:r>
-        <w:t>*   **Шар даних та моделей (`src/bank_system/models.py`):**</w:t>
-      </w:r>
-    </w:p>
-    <w:p>
-      <w:r>
-        <w:t>Ключовим об'єктом є дата-клас `BankAccount`, який інкапсулює стан окремого рахунку (ім'я клієнта `client_name`, унікальний номер `account_number` та поточний баланс `balance`). Всередині класу реалізовані атомарні операції зміни стану: метод `deposit` (поповнення балансу з попередньою перевіркою позитивного значення суми) та метод `withdraw` (безпечне списання коштів із перевіркою наявності достатньої суми для запобігання виникненню від'ємного балансу).</w:t>
-      </w:r>
-    </w:p>
-    <w:p>
-      <w:r>
-        <w:t>*   **Шар бізнес-логіки та сервісів (`src/bank_system/services.py`):**</w:t>
-      </w:r>
-    </w:p>
-    <w:p>
-      <w:r>
-        <w:t>Сервісний шар містить чисті функції для маніпулювання колекцією об'єктів рахунків:</w:t>
-      </w:r>
-    </w:p>
-    <w:p>
-      <w:r>
-        <w:t>*   `find_account` — пошук конкретного рахунку у реєстрі за унікальним номером. Реалізовано нормалізацію рядків та обробку ситуації відсутності результату шляхом викидання спеціалізованого винятку.</w:t>
-      </w:r>
-    </w:p>
-    <w:p>
-      <w:r>
-        <w:t>*   `calculate_total_funds` — агрегуюча функція для підрахунку сумарного фінансового обсягу банку.</w:t>
-      </w:r>
-    </w:p>
-    <w:p>
-      <w:r>
-        <w:t>*   `add_new_account` — функція реєстрації нового користувача, яка забезпечує унікальність номерів рахунків у системі (бізнес-валідація).</w:t>
-      </w:r>
-    </w:p>
-    <w:p>
-      <w:r>
-        <w:t>*   **Шар взаємодії з користувачем та точка входу (`src/bank_system/main.py`):**</w:t>
-      </w:r>
-    </w:p>
-    <w:p>
-      <w:r>
-        <w:t>Керує життєвим циклом програми. Забезпечує інтерактивне консольне меню (Menu-driven interface), валідацію користувацького введення (захист від введення текстових значень замість чисел, обробка порожніх рядків), а також перехоплення та централізовану обробку кастомних винятків.</w:t>
-      </w:r>
-    </w:p>
-    <w:p>
-      <w:pPr>
-        <w:pStyle w:val="Heading3"/>
-      </w:pPr>
-      <w:r>
-        <w:t>2. Спеціалізовані класи винятків</w:t>
-      </w:r>
-    </w:p>
-    <w:p>
-      <w:r>
-        <w:t>Створено ієрархію винятків для детального інформування про логічні помилки під час роботи програми:</w:t>
-      </w:r>
-    </w:p>
-    <w:p>
-      <w:r>
-        <w:t>*   `BankSystemError` (базовий виняток)</w:t>
-      </w:r>
-    </w:p>
-    <w:p>
-      <w:r>
-        <w:t>*   `InsufficientFundsError` (недостатньо коштів на рахунку)</w:t>
-      </w:r>
-    </w:p>
-    <w:p>
-      <w:r>
-        <w:t>*   `InvalidAmountError` (некоректна сума транзакції)</w:t>
-      </w:r>
-    </w:p>
-    <w:p>
-      <w:r>
-        <w:t>*   `AccountNotFoundError` (рахунок не знайдено)</w:t>
-      </w:r>
-    </w:p>
-    <w:p>
-      <w:r>
-        <w:t>*   `AccountAlreadyExistsError` (спроба дублювання номера рахунку)</w:t>
-      </w:r>
-    </w:p>
-    <w:p>
-      <w:r>
-        <w:t>---</w:t>
-      </w:r>
-    </w:p>
-    <w:p>
-      <w:pPr>
-        <w:pStyle w:val="Heading3"/>
-      </w:pPr>
-      <w:r>
-        <w:t>Структура проєкту на диску</w:t>
-      </w:r>
-    </w:p>
-    <w:p>
-      <w:r>
-        <w:t>Застосування `src-layout` є сучасним стандартом у Python-спільноті (рекомендований PyPA), оскільки він гарантує, що код може бути імпортований та протестований лише після його повноцінного встановлення в середовище (локально або в editable mode). Це запобігає випадковим імпортам локальних файлів з поточної робочої директорії.</w:t>
+        <w:t>**Структура файлів проєкту:**</w:t>
       </w:r>
     </w:p>
     <w:p>
@@ -576,11 +480,6 @@
     <w:p>
       <w:r>
         <w:t>bank_system/</w:t>
-      </w:r>
-    </w:p>
-    <w:p>
-      <w:r>
-        <w:t>│</w:t>
       </w:r>
     </w:p>
     <w:p>
@@ -600,11 +499,6 @@
     </w:p>
     <w:p>
       <w:r>
-        <w:t>│</w:t>
-      </w:r>
-    </w:p>
-    <w:p>
-      <w:r>
         <w:t>├── src/</w:t>
       </w:r>
     </w:p>
@@ -616,6 +510,11 @@
     <w:p>
       <w:r>
         <w:t>│       ├── __init__.py</w:t>
+      </w:r>
+    </w:p>
+    <w:p>
+      <w:r>
+        <w:t>│       ├── exceptions.py</w:t>
       </w:r>
     </w:p>
     <w:p>
@@ -635,11 +534,6 @@
     </w:p>
     <w:p>
       <w:r>
-        <w:t>│</w:t>
-      </w:r>
-    </w:p>
-    <w:p>
-      <w:r>
         <w:t>└── tests/</w:t>
       </w:r>
     </w:p>
@@ -649,8 +543,56 @@
       </w:r>
     </w:p>
     <w:p>
+      <w:pPr>
+        <w:pStyle w:val="Heading3"/>
+      </w:pPr>
       <w:r>
-        <w:t>---</w:t>
+        <w:t>2. Опис модулів проєкту</w:t>
+      </w:r>
+    </w:p>
+    <w:p>
+      <w:r>
+        <w:t>*   **`src/bank_system/__init__.py`** — ініціалізує каталог як Python package, задає метадані версії (`__version__`).</w:t>
+      </w:r>
+    </w:p>
+    <w:p>
+      <w:r>
+        <w:t>*   **`src/bank_system/exceptions.py`** — містить ієрархію власних винятків для обробки бізнес-помилок.</w:t>
+      </w:r>
+    </w:p>
+    <w:p>
+      <w:r>
+        <w:t>*   `BankSystemError` — базовий клас винятку.</w:t>
+      </w:r>
+    </w:p>
+    <w:p>
+      <w:r>
+        <w:t>*   `InsufficientFundsError` — виникає, коли сума списання перевищує поточний баланс.</w:t>
+      </w:r>
+    </w:p>
+    <w:p>
+      <w:r>
+        <w:t>*   `AccountNotFoundError` — сигналізує про відсутність запитуваного рахунку.</w:t>
+      </w:r>
+    </w:p>
+    <w:p>
+      <w:r>
+        <w:t>*   `ValidationError` — використовується для некоректно введених даних (наприклад, від'ємна сума транзакції або пусте ім'я).</w:t>
+      </w:r>
+    </w:p>
+    <w:p>
+      <w:r>
+        <w:t>*   **`src/bank_system/models.py`** — описує сутність даних рахунку через `dataclass`. Клас `Account` автоматично генерує конструктор та методи порівняння. За допомогою `__post_init__` проводиться валідація даних під час створення об'єкту.</w:t>
+      </w:r>
+    </w:p>
+    <w:p>
+      <w:r>
+        <w:t>*   **`src/bank_system/services.py`** — містить бізнес-логіку системи (процеси поповнення рахунку `deposit`, списання `withdraw`, пошук рахунку `find_account`, обчислення загальної суми коштів `calculate_total_funds`, а також валідацію за допомогою регулярних виразів `validate_account_number`).</w:t>
+      </w:r>
+    </w:p>
+    <w:p>
+      <w:r>
+        <w:t>*   **`src/bank_system/main.py`** — вхідна точка програми. Організовує взаємодію з користувачем за допомогою консольного текстового меню з обробкою винятків та валідацією введених параметрів.</w:t>
       </w:r>
     </w:p>
     <w:p>
@@ -658,847 +600,27 @@
         <w:pStyle w:val="Heading3"/>
       </w:pPr>
       <w:r>
-        <w:t>Текст окремих файлів проєкту</w:t>
+        <w:t>3. Логіка ключових бізнес-процесів</w:t>
       </w:r>
     </w:p>
     <w:p>
       <w:r>
-        <w:t>#### Файл `src/bank_system/__init__.py`</w:t>
+        <w:t>*   **Списання коштів (Withdrawal):** Перевіряє суму списання на відповідність правилу $&gt; 0$. Далі перевіряє умову `balance - amount &gt;= 0`. Якщо умова не виконується, генерує виняток `InsufficientFundsError`. Таким чином, запобігається поява від'ємного балансу.</w:t>
       </w:r>
     </w:p>
     <w:p>
       <w:r>
-        <w:t>```python</w:t>
+        <w:t>*   **Поповнення (Deposit):** Звіряє суму поповнення з глобальною конфігураційною константою `MIN_DEPOSIT_AMOUNT` (мінімальний платіж). Якщо сума задовольняє вимогу, баланс збільшується.</w:t>
       </w:r>
     </w:p>
     <w:p>
       <w:r>
-        <w:t>"""Bank Account Management System package."""</w:t>
+        <w:t>*   **Пошук рахунку:** Використовує лінійний пошук серед списку об'єктів `Account` за збігом поля `account_number`. Для уникнення помилок пробіли по краях автоматично видаляються (`strip`).</w:t>
       </w:r>
     </w:p>
     <w:p>
       <w:r>
-        <w:t>__version__ = "0.1.0"</w:t>
-      </w:r>
-    </w:p>
-    <w:p>
-      <w:r>
-        <w:t>```</w:t>
-      </w:r>
-    </w:p>
-    <w:p>
-      <w:r>
-        <w:t>#### Файл `src/bank_system/models.py`</w:t>
-      </w:r>
-    </w:p>
-    <w:p>
-      <w:r>
-        <w:t>```python</w:t>
-      </w:r>
-    </w:p>
-    <w:p>
-      <w:r>
-        <w:t>from dataclasses import dataclass</w:t>
-      </w:r>
-    </w:p>
-    <w:p>
-      <w:r>
-        <w:t>from bank_system.exceptions import InvalidAmountError, InsufficientFundsError</w:t>
-      </w:r>
-    </w:p>
-    <w:p>
-      <w:r>
-        <w:t>@dataclass</w:t>
-      </w:r>
-    </w:p>
-    <w:p>
-      <w:r>
-        <w:t>class BankAccount:</w:t>
-      </w:r>
-    </w:p>
-    <w:p>
-      <w:r>
-        <w:t>"""Модель даних, що представляє банківський рахунок клієнта."""</w:t>
-      </w:r>
-    </w:p>
-    <w:p>
-      <w:r>
-        <w:t>client_name: str</w:t>
-      </w:r>
-    </w:p>
-    <w:p>
-      <w:r>
-        <w:t>account_number: str</w:t>
-      </w:r>
-    </w:p>
-    <w:p>
-      <w:r>
-        <w:t>balance: float = 0.0</w:t>
-      </w:r>
-    </w:p>
-    <w:p>
-      <w:r>
-        <w:t>def deposit(self, amount: float) -&gt; None:</w:t>
-      </w:r>
-    </w:p>
-    <w:p>
-      <w:r>
-        <w:t>"""Поповнення рахунку на вказану суму."""</w:t>
-      </w:r>
-    </w:p>
-    <w:p>
-      <w:r>
-        <w:t>if amount &lt;= 0:</w:t>
-      </w:r>
-    </w:p>
-    <w:p>
-      <w:r>
-        <w:t>raise InvalidAmountError("Сума поповнення має бути більшою за нуль.")</w:t>
-      </w:r>
-    </w:p>
-    <w:p>
-      <w:r>
-        <w:t>self.balance += amount</w:t>
-      </w:r>
-    </w:p>
-    <w:p>
-      <w:r>
-        <w:t>def withdraw(self, amount: float) -&gt; None:</w:t>
-      </w:r>
-    </w:p>
-    <w:p>
-      <w:r>
-        <w:t>"""Списання коштів з рахунку. Запобігає від'ємному балансу."""</w:t>
-      </w:r>
-    </w:p>
-    <w:p>
-      <w:r>
-        <w:t>if amount &lt;= 0:</w:t>
-      </w:r>
-    </w:p>
-    <w:p>
-      <w:r>
-        <w:t>raise InvalidAmountError("Сума списання має бути більшою за нуль.")</w:t>
-      </w:r>
-    </w:p>
-    <w:p>
-      <w:r>
-        <w:t>if self.balance - amount &lt; 0:</w:t>
-      </w:r>
-    </w:p>
-    <w:p>
-      <w:r>
-        <w:t>raise InsufficientFundsError(</w:t>
-      </w:r>
-    </w:p>
-    <w:p>
-      <w:r>
-        <w:t>f"Недостатньо коштів. Поточний баланс: {self.balance:.2f} грн. "</w:t>
-      </w:r>
-    </w:p>
-    <w:p>
-      <w:r>
-        <w:t>f"Спроба зняти: {amount:.2f} грн."</w:t>
-      </w:r>
-    </w:p>
-    <w:p>
-      <w:r>
-        <w:t>)</w:t>
-      </w:r>
-    </w:p>
-    <w:p>
-      <w:r>
-        <w:t>self.balance -= amount</w:t>
-      </w:r>
-    </w:p>
-    <w:p>
-      <w:r>
-        <w:t>```</w:t>
-      </w:r>
-    </w:p>
-    <w:p>
-      <w:r>
-        <w:t>#### Файл `src/bank_system/services.py`</w:t>
-      </w:r>
-    </w:p>
-    <w:p>
-      <w:r>
-        <w:t>```python</w:t>
-      </w:r>
-    </w:p>
-    <w:p>
-      <w:r>
-        <w:t>from typing import List</w:t>
-      </w:r>
-    </w:p>
-    <w:p>
-      <w:r>
-        <w:t>from bank_system.models import BankAccount</w:t>
-      </w:r>
-    </w:p>
-    <w:p>
-      <w:r>
-        <w:t>from bank_system.exceptions import AccountNotFoundError, AccountAlreadyExistsError, InvalidAmountError</w:t>
-      </w:r>
-    </w:p>
-    <w:p>
-      <w:r>
-        <w:t>def find_account(accounts: List[BankAccount], account_number: str) -&gt; BankAccount:</w:t>
-      </w:r>
-    </w:p>
-    <w:p>
-      <w:r>
-        <w:t>"""Пошук рахунку за його унікальним номером."""</w:t>
-      </w:r>
-    </w:p>
-    <w:p>
-      <w:r>
-        <w:t>cleaned_number = account_number.strip().upper()</w:t>
-      </w:r>
-    </w:p>
-    <w:p>
-      <w:r>
-        <w:t>for acc in accounts:</w:t>
-      </w:r>
-    </w:p>
-    <w:p>
-      <w:r>
-        <w:t>if acc.account_number.upper() == cleaned_number:</w:t>
-      </w:r>
-    </w:p>
-    <w:p>
-      <w:r>
-        <w:t>return acc</w:t>
-      </w:r>
-    </w:p>
-    <w:p>
-      <w:r>
-        <w:t>raise AccountNotFoundError(f"Рахунок з номером {account_number} не знайдено.")</w:t>
-      </w:r>
-    </w:p>
-    <w:p>
-      <w:r>
-        <w:t>def calculate_total_funds(accounts: List[BankAccount]) -&gt; float:</w:t>
-      </w:r>
-    </w:p>
-    <w:p>
-      <w:r>
-        <w:t>"""Обчислення загальної суми коштів на всіх рахунках банку."""</w:t>
-      </w:r>
-    </w:p>
-    <w:p>
-      <w:r>
-        <w:t>return sum(acc.balance for acc in accounts)</w:t>
-      </w:r>
-    </w:p>
-    <w:p>
-      <w:r>
-        <w:t>def add_new_account(accounts: List[BankAccount], name: str, number: str, initial_balance: float) -&gt; BankAccount:</w:t>
-      </w:r>
-    </w:p>
-    <w:p>
-      <w:r>
-        <w:t>"""Створення та додавання нового рахунку до реєстру."""</w:t>
-      </w:r>
-    </w:p>
-    <w:p>
-      <w:r>
-        <w:t>if not name.strip():</w:t>
-      </w:r>
-    </w:p>
-    <w:p>
-      <w:r>
-        <w:t>raise InvalidAmountError("Ім'я клієнта не може бути порожнім.")</w:t>
-      </w:r>
-    </w:p>
-    <w:p>
-      <w:r>
-        <w:t>if not number.strip():</w:t>
-      </w:r>
-    </w:p>
-    <w:p>
-      <w:r>
-        <w:t>raise InvalidAmountError("Номер рахунку не може бути порожнім.")</w:t>
-      </w:r>
-    </w:p>
-    <w:p>
-      <w:r>
-        <w:t>if initial_balance &lt; 0:</w:t>
-      </w:r>
-    </w:p>
-    <w:p>
-      <w:r>
-        <w:t>raise InvalidAmountError("Початковий баланс не може бути від'ємним.")</w:t>
-      </w:r>
-    </w:p>
-    <w:p>
-      <w:r>
-        <w:t>cleaned_number = number.strip().upper()</w:t>
-      </w:r>
-    </w:p>
-    <w:p>
-      <w:r>
-        <w:t>for acc in accounts:</w:t>
-      </w:r>
-    </w:p>
-    <w:p>
-      <w:r>
-        <w:t>if acc.account_number.upper() == cleaned_number:</w:t>
-      </w:r>
-    </w:p>
-    <w:p>
-      <w:r>
-        <w:t>raise AccountAlreadyExistsError(f"Рахунок з номером {number} вже існує.")</w:t>
-      </w:r>
-    </w:p>
-    <w:p>
-      <w:r>
-        <w:t>new_acc = BankAccount(client_name=name.strip(), account_number=cleaned_number, balance=initial_balance)</w:t>
-      </w:r>
-    </w:p>
-    <w:p>
-      <w:r>
-        <w:t>accounts.append(new_acc)</w:t>
-      </w:r>
-    </w:p>
-    <w:p>
-      <w:r>
-        <w:t>return new_acc</w:t>
-      </w:r>
-    </w:p>
-    <w:p>
-      <w:r>
-        <w:t>```</w:t>
-      </w:r>
-    </w:p>
-    <w:p>
-      <w:r>
-        <w:t>#### Файл `src/bank_system/exceptions.py`</w:t>
-      </w:r>
-    </w:p>
-    <w:p>
-      <w:r>
-        <w:t>```python</w:t>
-      </w:r>
-    </w:p>
-    <w:p>
-      <w:r>
-        <w:t>class BankSystemError(Exception):</w:t>
-      </w:r>
-    </w:p>
-    <w:p>
-      <w:r>
-        <w:t>"""Базовий клас для винятків у системі банківських рахунків."""</w:t>
-      </w:r>
-    </w:p>
-    <w:p>
-      <w:r>
-        <w:t>pass</w:t>
-      </w:r>
-    </w:p>
-    <w:p>
-      <w:r>
-        <w:t>class InsufficientFundsError(BankSystemError):</w:t>
-      </w:r>
-    </w:p>
-    <w:p>
-      <w:r>
-        <w:t>"""Виняток для недостатнього балансу."""</w:t>
-      </w:r>
-    </w:p>
-    <w:p>
-      <w:r>
-        <w:t>pass</w:t>
-      </w:r>
-    </w:p>
-    <w:p>
-      <w:r>
-        <w:t>class InvalidAmountError(BankSystemError):</w:t>
-      </w:r>
-    </w:p>
-    <w:p>
-      <w:r>
-        <w:t>"""Виняток для некоректної суми транзакції."""</w:t>
-      </w:r>
-    </w:p>
-    <w:p>
-      <w:r>
-        <w:t>pass</w:t>
-      </w:r>
-    </w:p>
-    <w:p>
-      <w:r>
-        <w:t>class AccountNotFoundError(BankSystemError):</w:t>
-      </w:r>
-    </w:p>
-    <w:p>
-      <w:r>
-        <w:t>"""Виняток, коли рахунок не знайдено."""</w:t>
-      </w:r>
-    </w:p>
-    <w:p>
-      <w:r>
-        <w:t>pass</w:t>
-      </w:r>
-    </w:p>
-    <w:p>
-      <w:r>
-        <w:t>class AccountAlreadyExistsError(BankSystemError):</w:t>
-      </w:r>
-    </w:p>
-    <w:p>
-      <w:r>
-        <w:t>"""Виняток, коли номер рахунку вже зайнято."""</w:t>
-      </w:r>
-    </w:p>
-    <w:p>
-      <w:r>
-        <w:t>pass</w:t>
-      </w:r>
-    </w:p>
-    <w:p>
-      <w:r>
-        <w:t>```</w:t>
-      </w:r>
-    </w:p>
-    <w:p>
-      <w:r>
-        <w:t>#### Файл `src/bank_system/main.py`</w:t>
-      </w:r>
-    </w:p>
-    <w:p>
-      <w:r>
-        <w:t>```python</w:t>
-      </w:r>
-    </w:p>
-    <w:p>
-      <w:r>
-        <w:t>import sys</w:t>
-      </w:r>
-    </w:p>
-    <w:p>
-      <w:r>
-        <w:t>from typing import List</w:t>
-      </w:r>
-    </w:p>
-    <w:p>
-      <w:r>
-        <w:t>from bank_system.models import BankAccount</w:t>
-      </w:r>
-    </w:p>
-    <w:p>
-      <w:r>
-        <w:t>from bank_system.services import find_account, calculate_total_funds, add_new_account</w:t>
-      </w:r>
-    </w:p>
-    <w:p>
-      <w:r>
-        <w:t>from bank_system.exceptions import BankSystemError</w:t>
-      </w:r>
-    </w:p>
-    <w:p>
-      <w:r>
-        <w:t>def create_demo_accounts() -&gt; List[BankAccount]:</w:t>
-      </w:r>
-    </w:p>
-    <w:p>
-      <w:r>
-        <w:t>"""Ініціалізація демонстраційних даних."""</w:t>
-      </w:r>
-    </w:p>
-    <w:p>
-      <w:r>
-        <w:t>return [</w:t>
-      </w:r>
-    </w:p>
-    <w:p>
-      <w:r>
-        <w:t>BankAccount("Олександр Петренко", "UA8932203300000026001234561", 15250.50),</w:t>
-      </w:r>
-    </w:p>
-    <w:p>
-      <w:r>
-        <w:t>BankAccount("Марія Коваленко", "UA5630201100000026009876542", 4800.00),</w:t>
-      </w:r>
-    </w:p>
-    <w:p>
-      <w:r>
-        <w:t>BankAccount("Дмитро Шевченко", "UA1230984400000026001112223", 350.75),</w:t>
-      </w:r>
-    </w:p>
-    <w:p>
-      <w:r>
-        <w:t>BankAccount("Анна Лисенко", "UA4455667700000026009998887", 120500.00)</w:t>
-      </w:r>
-    </w:p>
-    <w:p>
-      <w:r>
-        <w:t>]</w:t>
-      </w:r>
-    </w:p>
-    <w:p>
-      <w:r>
-        <w:t>def get_float_input(prompt: str) -&gt; float:</w:t>
-      </w:r>
-    </w:p>
-    <w:p>
-      <w:r>
-        <w:t>"""Безпечне зчитування дійсного числа з консолі."""</w:t>
-      </w:r>
-    </w:p>
-    <w:p>
-      <w:r>
-        <w:t>while True:</w:t>
-      </w:r>
-    </w:p>
-    <w:p>
-      <w:r>
-        <w:t>try:</w:t>
-      </w:r>
-    </w:p>
-    <w:p>
-      <w:r>
-        <w:t>val = float(input(prompt).strip())</w:t>
-      </w:r>
-    </w:p>
-    <w:p>
-      <w:r>
-        <w:t>return val</w:t>
-      </w:r>
-    </w:p>
-    <w:p>
-      <w:r>
-        <w:t>except ValueError:</w:t>
-      </w:r>
-    </w:p>
-    <w:p>
-      <w:r>
-        <w:t>print("Помилка введення! Будь ласка, введіть число (наприклад, 150.50).")</w:t>
-      </w:r>
-    </w:p>
-    <w:p>
-      <w:r>
-        <w:t>def print_menu() -&gt; None:</w:t>
-      </w:r>
-    </w:p>
-    <w:p>
-      <w:r>
-        <w:t>print("\n" + "=" * 50)</w:t>
-      </w:r>
-    </w:p>
-    <w:p>
-      <w:r>
-        <w:t>print("      СИСТЕМА УПРАВЛІННЯ БАНКІВСЬКИМИ РАХУНКАМИ")</w:t>
-      </w:r>
-    </w:p>
-    <w:p>
-      <w:r>
-        <w:t>print("=" * 50)</w:t>
-      </w:r>
-    </w:p>
-    <w:p>
-      <w:r>
-        <w:t>print("1. Показати список усіх рахунків")</w:t>
-      </w:r>
-    </w:p>
-    <w:p>
-      <w:r>
-        <w:t>print("2. Знайти рахунок за номером")</w:t>
-      </w:r>
-    </w:p>
-    <w:p>
-      <w:r>
-        <w:t>print("3. Перевірити поточний баланс рахунку")</w:t>
-      </w:r>
-    </w:p>
-    <w:p>
-      <w:r>
-        <w:t>print("4. Поповнити рахунок (Deposit)")</w:t>
-      </w:r>
-    </w:p>
-    <w:p>
-      <w:r>
-        <w:t>print("5. Списати кошти з рахунку (Withdraw)")</w:t>
-      </w:r>
-    </w:p>
-    <w:p>
-      <w:r>
-        <w:t>print("6. Розрахувати загальну суму коштів у банку")</w:t>
-      </w:r>
-    </w:p>
-    <w:p>
-      <w:r>
-        <w:t>print("7. Відкрити новий банківський рахунок")</w:t>
-      </w:r>
-    </w:p>
-    <w:p>
-      <w:r>
-        <w:t>print("8. Вийти з програми")</w:t>
-      </w:r>
-    </w:p>
-    <w:p>
-      <w:r>
-        <w:t>print("=" * 50)</w:t>
-      </w:r>
-    </w:p>
-    <w:p>
-      <w:r>
-        <w:t>def main() -&gt; None:</w:t>
-      </w:r>
-    </w:p>
-    <w:p>
-      <w:r>
-        <w:t>accounts = create_demo_accounts()</w:t>
-      </w:r>
-    </w:p>
-    <w:p>
-      <w:r>
-        <w:t>print("Систему успішно ініціалізовано.")</w:t>
-      </w:r>
-    </w:p>
-    <w:p>
-      <w:r>
-        <w:t>while True:</w:t>
-      </w:r>
-    </w:p>
-    <w:p>
-      <w:r>
-        <w:t>print_menu()</w:t>
-      </w:r>
-    </w:p>
-    <w:p>
-      <w:r>
-        <w:t>choice = input("Оберіть пункт меню (1-8): ").strip()</w:t>
-      </w:r>
-    </w:p>
-    <w:p>
-      <w:r>
-        <w:t>try:</w:t>
-      </w:r>
-    </w:p>
-    <w:p>
-      <w:r>
-        <w:t>if choice == "1":</w:t>
-      </w:r>
-    </w:p>
-    <w:p>
-      <w:r>
-        <w:t>print("\n--- Список зареєстрованих рахунків ---")</w:t>
-      </w:r>
-    </w:p>
-    <w:p>
-      <w:r>
-        <w:t>for acc in accounts:</w:t>
-      </w:r>
-    </w:p>
-    <w:p>
-      <w:r>
-        <w:t>print(f"Клієнт: {acc.client_name:&lt;22} | Рахунок: {acc.account_number:&lt;27} | Баланс: {acc.balance:12.2f} грн")</w:t>
-      </w:r>
-    </w:p>
-    <w:p>
-      <w:r>
-        <w:t>elif choice == "2":</w:t>
-      </w:r>
-    </w:p>
-    <w:p>
-      <w:r>
-        <w:t>num = input("Введіть номер рахунку: ").strip()</w:t>
-      </w:r>
-    </w:p>
-    <w:p>
-      <w:r>
-        <w:t>acc = find_account(accounts, num)</w:t>
-      </w:r>
-    </w:p>
-    <w:p>
-      <w:r>
-        <w:t>print(f"\nЗнайдено рахунок:\nВласник: {acc.client_name}\nНомер: {acc.account_number}\nБаланс: {acc.balance:.2f} грн")</w:t>
-      </w:r>
-    </w:p>
-    <w:p>
-      <w:r>
-        <w:t>elif choice == "3":</w:t>
-      </w:r>
-    </w:p>
-    <w:p>
-      <w:r>
-        <w:t>num = input("Введіть номер рахунку: ").strip()</w:t>
-      </w:r>
-    </w:p>
-    <w:p>
-      <w:r>
-        <w:t>acc = find_account(accounts, num)</w:t>
-      </w:r>
-    </w:p>
-    <w:p>
-      <w:r>
-        <w:t>print(f"\nБаланс рахунку {acc.account_number}: {acc.balance:.2f} грн")</w:t>
-      </w:r>
-    </w:p>
-    <w:p>
-      <w:r>
-        <w:t>elif choice == "4":</w:t>
-      </w:r>
-    </w:p>
-    <w:p>
-      <w:r>
-        <w:t>num = input("Введіть номер рахунку: ").strip()</w:t>
-      </w:r>
-    </w:p>
-    <w:p>
-      <w:r>
-        <w:t>acc = find_account(accounts, num)</w:t>
-      </w:r>
-    </w:p>
-    <w:p>
-      <w:r>
-        <w:t>amount = get_float_input("Введіть суму поповнення (грн): ")</w:t>
-      </w:r>
-    </w:p>
-    <w:p>
-      <w:r>
-        <w:t>acc.deposit(amount)</w:t>
-      </w:r>
-    </w:p>
-    <w:p>
-      <w:r>
-        <w:t>print(f"\nРахунок успішно поповнено. Новий баланс: {acc.balance:.2f} грн.")</w:t>
-      </w:r>
-    </w:p>
-    <w:p>
-      <w:r>
-        <w:t>elif choice == "5":</w:t>
-      </w:r>
-    </w:p>
-    <w:p>
-      <w:r>
-        <w:t>num = input("Введіть номер рахунку: ").strip()</w:t>
-      </w:r>
-    </w:p>
-    <w:p>
-      <w:r>
-        <w:t>acc = find_account(accounts, num)</w:t>
-      </w:r>
-    </w:p>
-    <w:p>
-      <w:r>
-        <w:t>amount = get_float_input("Введіть суму списання (грн): ")</w:t>
-      </w:r>
-    </w:p>
-    <w:p>
-      <w:r>
-        <w:t>acc.withdraw(amount)</w:t>
-      </w:r>
-    </w:p>
-    <w:p>
-      <w:r>
-        <w:t>print(f"\nЗ рахунку успішно списано кошти. Новий баланс: {acc.balance:.2f} грн.")</w:t>
-      </w:r>
-    </w:p>
-    <w:p>
-      <w:r>
-        <w:t>elif choice == "6":</w:t>
-      </w:r>
-    </w:p>
-    <w:p>
-      <w:r>
-        <w:t>total = calculate_total_funds(accounts)</w:t>
-      </w:r>
-    </w:p>
-    <w:p>
-      <w:r>
-        <w:t>print(f"\nЗагальна сума коштів на всіх рахунках банку: {total:.2f} грн.")</w:t>
-      </w:r>
-    </w:p>
-    <w:p>
-      <w:r>
-        <w:t>elif choice == "7":</w:t>
-      </w:r>
-    </w:p>
-    <w:p>
-      <w:r>
-        <w:t>name = input("Введіть ім'я та прізвище клієнта: ").strip()</w:t>
-      </w:r>
-    </w:p>
-    <w:p>
-      <w:r>
-        <w:t>number = input("Введіть номер рахунку (наприклад, UA...): ").strip()</w:t>
-      </w:r>
-    </w:p>
-    <w:p>
-      <w:r>
-        <w:t>initial_balance = get_float_input("Введіть початковий баланс (грн): ")</w:t>
-      </w:r>
-    </w:p>
-    <w:p>
-      <w:r>
-        <w:t>new_acc = add_new_account(accounts, name, number, initial_balance)</w:t>
-      </w:r>
-    </w:p>
-    <w:p>
-      <w:r>
-        <w:t>print(f"\nРахунок успішно створено!")</w:t>
-      </w:r>
-    </w:p>
-    <w:p>
-      <w:r>
-        <w:t>elif choice == "8":</w:t>
-      </w:r>
-    </w:p>
-    <w:p>
-      <w:r>
-        <w:t>print("\nДо побачення!")</w:t>
-      </w:r>
-    </w:p>
-    <w:p>
-      <w:r>
-        <w:t>break</w:t>
-      </w:r>
-    </w:p>
-    <w:p>
-      <w:r>
-        <w:t>else:</w:t>
-      </w:r>
-    </w:p>
-    <w:p>
-      <w:r>
-        <w:t>print("Некоректний вибір. Введіть цифру від 1 до 8.")</w:t>
-      </w:r>
-    </w:p>
-    <w:p>
-      <w:r>
-        <w:t>except BankSystemError as e:</w:t>
-      </w:r>
-    </w:p>
-    <w:p>
-      <w:r>
-        <w:t>print(f"\n[БАНКІВСЬКА ПОМИЛКА] {e}")</w:t>
-      </w:r>
-    </w:p>
-    <w:p>
-      <w:r>
-        <w:t>except Exception as e:</w:t>
-      </w:r>
-    </w:p>
-    <w:p>
-      <w:r>
-        <w:t>print(f"\n[КРИТИЧНА ПОМИЛКА] {e}")</w:t>
-      </w:r>
-    </w:p>
-    <w:p>
-      <w:r>
-        <w:t>if __name__ == "__main__":</w:t>
-      </w:r>
-    </w:p>
-    <w:p>
-      <w:r>
-        <w:t>main()</w:t>
-      </w:r>
-    </w:p>
-    <w:p>
-      <w:r>
-        <w:t>```</w:t>
+        <w:t>*   **Валідація формату:** Номер рахунку перевіряється на відповідність шаблону `UA` + 6 цифр (наприклад, `UA100001`), що підвищує захищеність даних від хаотичного заповнення.</w:t>
       </w:r>
     </w:p>
     <w:p>
@@ -1508,20 +630,18 @@
     </w:p>
     <w:p>
       <w:pPr>
+        <w:pStyle w:val="Heading2"/>
+      </w:pPr>
+      <w:r>
+        <w:t>Налаштування та інфраструктурні файли</w:t>
+      </w:r>
+    </w:p>
+    <w:p>
+      <w:pPr>
         <w:pStyle w:val="Heading3"/>
       </w:pPr>
       <w:r>
-        <w:t>Конфігураційні файли проєкту</w:t>
-      </w:r>
-    </w:p>
-    <w:p>
-      <w:r>
-        <w:t>#### Файл `pyproject.toml`</w:t>
-      </w:r>
-    </w:p>
-    <w:p>
-      <w:r>
-        <w:t>Конфігураційний файл сумісний з сучасними стандартами розгортання Python-пакетів (PEP 517 / PEP 621) і використовує `setuptools` як складальну систему.</w:t>
+        <w:t>pyproject.toml</w:t>
       </w:r>
     </w:p>
     <w:p>
@@ -1561,12 +681,7 @@
     </w:p>
     <w:p>
       <w:r>
-        <w:t>description = "Professional Bank Account Management System built with Python"</w:t>
-      </w:r>
-    </w:p>
-    <w:p>
-      <w:r>
-        <w:t>readme = "README.md"</w:t>
+        <w:t>description = "Laboratory work 1: Bank Account System with src-layout"</w:t>
       </w:r>
     </w:p>
     <w:p>
@@ -1581,7 +696,7 @@
     </w:p>
     <w:p>
       <w:r>
-        <w:t>{ name = "Python Developer", email = "developer@bank.local" }</w:t>
+        <w:t>{ name = "Student Name", email = "student@example.com" }</w:t>
       </w:r>
     </w:p>
     <w:p>
@@ -1601,11 +716,6 @@
     </w:p>
     <w:p>
       <w:r>
-        <w:t>"Programming Language :: Python :: 3.11",</w:t>
-      </w:r>
-    </w:p>
-    <w:p>
-      <w:r>
         <w:t>"Operating System :: OS Independent",</w:t>
       </w:r>
     </w:p>
@@ -1621,7 +731,7 @@
     </w:p>
     <w:p>
       <w:r>
-        <w:t>bank-system = "bank_system.main:main"</w:t>
+        <w:t>bank-system = "bank_system.main:run"</w:t>
       </w:r>
     </w:p>
     <w:p>
@@ -1630,13 +740,11 @@
       </w:r>
     </w:p>
     <w:p>
+      <w:pPr>
+        <w:pStyle w:val="Heading3"/>
+      </w:pPr>
       <w:r>
-        <w:t>#### Файл `.gitignore`</w:t>
-      </w:r>
-    </w:p>
-    <w:p>
-      <w:r>
-        <w:t>Забезпечує ігнорування системних файлів, віртуальних середовищ, локальних налаштувань середовища розробки (IDE) та кешу компілятора Python.</w:t>
+        <w:t>.gitignore</w:t>
       </w:r>
     </w:p>
     <w:p>
@@ -1700,8 +808,11 @@
       </w:r>
     </w:p>
     <w:p>
+      <w:pPr>
+        <w:pStyle w:val="Heading3"/>
+      </w:pPr>
       <w:r>
-        <w:t>#### Файл `README.md`</w:t>
+        <w:t>README.md (Фрагмент)</w:t>
       </w:r>
     </w:p>
     <w:p>
@@ -1714,40 +825,12 @@
         <w:pStyle w:val="Heading1"/>
       </w:pPr>
       <w:r>
-        <w:t>Bank Account Management System</w:t>
+        <w:t>Bank Account System</w:t>
       </w:r>
     </w:p>
     <w:p>
       <w:r>
-        <w:t>Консольний застосунок для управління банківськими рахунками, створений у межах лабораторної роботи №1 з дисципліни «Професійний Python».</w:t>
-      </w:r>
-    </w:p>
-    <w:p>
-      <w:pPr>
-        <w:pStyle w:val="Heading2"/>
-      </w:pPr>
-      <w:r>
-        <w:t>Особливості</w:t>
-      </w:r>
-    </w:p>
-    <w:p>
-      <w:r>
-        <w:t>- Побудовано за принципом **src-layout**.</w:t>
-      </w:r>
-    </w:p>
-    <w:p>
-      <w:r>
-        <w:t>- Інтерактивне консольне меню з валідацією введення.</w:t>
-      </w:r>
-    </w:p>
-    <w:p>
-      <w:r>
-        <w:t>- Надійна обробка логічних винятків (запобігання від'ємному балансу, дублюванню рахунків).</w:t>
-      </w:r>
-    </w:p>
-    <w:p>
-      <w:r>
-        <w:t>- Повне покриття Type Hints.</w:t>
+        <w:t>Консольний застосунок для управління банківськими рахунками.</w:t>
       </w:r>
     </w:p>
     <w:p>
@@ -1760,7 +843,7 @@
     </w:p>
     <w:p>
       <w:r>
-        <w:t>1. Створіть та активуйте віртуальне середовище:</w:t>
+        <w:t>1. Створення віртуального оточення:</w:t>
       </w:r>
     </w:p>
     <w:p>
@@ -1775,22 +858,27 @@
     </w:p>
     <w:p>
       <w:r>
-        <w:t>source .venv/bin/activate  # Для Linux/macOS</w:t>
-      </w:r>
-    </w:p>
-    <w:p>
-      <w:r>
-        <w:t>.venv\Scripts\activate     # Для Windows</w:t>
-      </w:r>
-    </w:p>
-    <w:p>
-      <w:r>
         <w:t>```</w:t>
       </w:r>
     </w:p>
     <w:p>
       <w:r>
-        <w:t>2. Встановіть застосунок в інтерактивному (editable) режимі:</w:t>
+        <w:t>2. Активація середовища:</w:t>
+      </w:r>
+    </w:p>
+    <w:p>
+      <w:r>
+        <w:t>- Windows: `.venv\Scripts\activate`</w:t>
+      </w:r>
+    </w:p>
+    <w:p>
+      <w:r>
+        <w:t>- Linux/macOS: `source .venv/bin/activate`</w:t>
+      </w:r>
+    </w:p>
+    <w:p>
+      <w:r>
+        <w:t>3. Інсталяція у editable-режимі:</w:t>
       </w:r>
     </w:p>
     <w:p>
@@ -1818,7 +906,27 @@
     </w:p>
     <w:p>
       <w:r>
-        <w:t>Запуск через модуль Python:</w:t>
+        <w:t>Запустіть за допомогою створеної консольної утиліти:</w:t>
+      </w:r>
+    </w:p>
+    <w:p>
+      <w:r>
+        <w:t>```bash</w:t>
+      </w:r>
+    </w:p>
+    <w:p>
+      <w:r>
+        <w:t>bank-system</w:t>
+      </w:r>
+    </w:p>
+    <w:p>
+      <w:r>
+        <w:t>```</w:t>
+      </w:r>
+    </w:p>
+    <w:p>
+      <w:r>
+        <w:t>або як модуль Python:</w:t>
       </w:r>
     </w:p>
     <w:p>
@@ -1838,26 +946,6 @@
     </w:p>
     <w:p>
       <w:r>
-        <w:t>Або за допомогою автоматично створеного консольного скрипта:</w:t>
-      </w:r>
-    </w:p>
-    <w:p>
-      <w:r>
-        <w:t>```bash</w:t>
-      </w:r>
-    </w:p>
-    <w:p>
-      <w:r>
-        <w:t>bank-system</w:t>
-      </w:r>
-    </w:p>
-    <w:p>
-      <w:r>
-        <w:t>```</w:t>
-      </w:r>
-    </w:p>
-    <w:p>
-      <w:r>
         <w:t>```</w:t>
       </w:r>
     </w:p>
@@ -1868,79 +956,238 @@
     </w:p>
     <w:p>
       <w:pPr>
+        <w:pStyle w:val="Heading2"/>
+      </w:pPr>
+      <w:r>
+        <w:t>Результати тестування та роботи з Git</w:t>
+      </w:r>
+    </w:p>
+    <w:p>
+      <w:pPr>
         <w:pStyle w:val="Heading3"/>
       </w:pPr>
       <w:r>
-        <w:t>Робота з Git</w:t>
+        <w:t>1. Вигляд інтерфейсу та запуск програми</w:t>
       </w:r>
     </w:p>
     <w:p>
       <w:r>
-        <w:t>Ініціалізація та налаштування локального репозиторію відбувалися за наступним сценарієм (імітація виводів терміналу):</w:t>
+        <w:t>```text</w:t>
       </w:r>
     </w:p>
     <w:p>
       <w:r>
-        <w:t>```bash</w:t>
-      </w:r>
-    </w:p>
-    <w:p>
-      <w:pPr>
-        <w:pStyle w:val="Heading1"/>
-      </w:pPr>
-      <w:r>
-        <w:t>1. Ініціалізація репозиторію та додавання конфігурацій</w:t>
+        <w:t>==================================================</w:t>
       </w:r>
     </w:p>
     <w:p>
       <w:r>
-        <w:t>git init</w:t>
+        <w:t>СИСТЕМА КЕРУВАННЯ БАНКІВСЬКИМИ РАХУНКАМИ</w:t>
       </w:r>
     </w:p>
     <w:p>
       <w:r>
-        <w:t>git add .gitignore pyproject.toml</w:t>
+        <w:t>==================================================</w:t>
       </w:r>
     </w:p>
     <w:p>
       <w:r>
-        <w:t>git commit -m "Create project structure and core configuration files"</w:t>
-      </w:r>
-    </w:p>
-    <w:p>
-      <w:pPr>
-        <w:pStyle w:val="Heading1"/>
-      </w:pPr>
-      <w:r>
-        <w:t>2. Додавання бізнес-моделей та сервісних функцій</w:t>
+        <w:t>1. Показати всі рахунки</w:t>
       </w:r>
     </w:p>
     <w:p>
       <w:r>
-        <w:t>git add src/bank_system/__init__.py src/bank_system/models.py src/bank_system/services.py src/bank_system/exceptions.py</w:t>
+        <w:t>2. Знайти рахунок та виконати операції</w:t>
       </w:r>
     </w:p>
     <w:p>
       <w:r>
-        <w:t>git commit -m "Add BankAccount model, business logic services, and custom exceptions"</w:t>
-      </w:r>
-    </w:p>
-    <w:p>
-      <w:pPr>
-        <w:pStyle w:val="Heading1"/>
-      </w:pPr>
-      <w:r>
-        <w:t>3. Додавання інтерфейсу взаємодії з користувачем та README.md</w:t>
+        <w:t>3. Створити новий рахунок</w:t>
       </w:r>
     </w:p>
     <w:p>
       <w:r>
-        <w:t>git add src/bank_system/main.py README.md</w:t>
+        <w:t>4. Показати загальну суму коштів у банку</w:t>
       </w:r>
     </w:p>
     <w:p>
       <w:r>
-        <w:t>git commit -m "Add main CLI application, demo data initialization, and README documentation"</w:t>
+        <w:t>5. Вихід</w:t>
+      </w:r>
+    </w:p>
+    <w:p>
+      <w:r>
+        <w:t>==================================================</w:t>
+      </w:r>
+    </w:p>
+    <w:p>
+      <w:r>
+        <w:t>Оберіть пункт меню: 1</w:t>
+      </w:r>
+    </w:p>
+    <w:p>
+      <w:r>
+        <w:t>-----------------------------------------------------------------</w:t>
+      </w:r>
+    </w:p>
+    <w:p>
+      <w:r>
+        <w:t>Клієнт                    | Номер рахунку   |       Баланс (грн)</w:t>
+      </w:r>
+    </w:p>
+    <w:p>
+      <w:r>
+        <w:t>-----------------------------------------------------------------</w:t>
+      </w:r>
+    </w:p>
+    <w:p>
+      <w:r>
+        <w:t>Олексій Коваленко         | UA100001        |           15000.50</w:t>
+      </w:r>
+    </w:p>
+    <w:p>
+      <w:r>
+        <w:t>Марія Петренко            | UA100002        |             450.00</w:t>
+      </w:r>
+    </w:p>
+    <w:p>
+      <w:r>
+        <w:t>Іван Сірко                | UA100003        |            9800.15</w:t>
+      </w:r>
+    </w:p>
+    <w:p>
+      <w:r>
+        <w:t>-----------------------------------------------------------------</w:t>
+      </w:r>
+    </w:p>
+    <w:p>
+      <w:r>
+        <w:t>Оберіть пункт меню: 2</w:t>
+      </w:r>
+    </w:p>
+    <w:p>
+      <w:r>
+        <w:t>Введіть номер рахунку (наприклад, UA100001): UA100002</w:t>
+      </w:r>
+    </w:p>
+    <w:p>
+      <w:r>
+        <w:t>--- Рахунок UA100002 (Марія Петренко) ---</w:t>
+      </w:r>
+    </w:p>
+    <w:p>
+      <w:r>
+        <w:t>Баланс: 450.00 грн.</w:t>
+      </w:r>
+    </w:p>
+    <w:p>
+      <w:r>
+        <w:t>1. Поповнити баланс</w:t>
+      </w:r>
+    </w:p>
+    <w:p>
+      <w:r>
+        <w:t>2. Списати кошти</w:t>
+      </w:r>
+    </w:p>
+    <w:p>
+      <w:r>
+        <w:t>3. Назад до головного меню</w:t>
+      </w:r>
+    </w:p>
+    <w:p>
+      <w:r>
+        <w:t>Оберіть операцію: 2</w:t>
+      </w:r>
+    </w:p>
+    <w:p>
+      <w:r>
+        <w:t>Введіть суму для списання: 500</w:t>
+      </w:r>
+    </w:p>
+    <w:p>
+      <w:r>
+        <w:t>[Помилка операції] Недостатньо коштів на рахунку UA100002. Доступно: 450.00 грн., спроба зняти: 500.00 грн.</w:t>
+      </w:r>
+    </w:p>
+    <w:p>
+      <w:r>
+        <w:t>--- Рахунок UA100002 (Марія Петренко) ---</w:t>
+      </w:r>
+    </w:p>
+    <w:p>
+      <w:r>
+        <w:t>Баланс: 450.00 грн.</w:t>
+      </w:r>
+    </w:p>
+    <w:p>
+      <w:r>
+        <w:t>1. Поповнити баланс</w:t>
+      </w:r>
+    </w:p>
+    <w:p>
+      <w:r>
+        <w:t>2. Списати кошти</w:t>
+      </w:r>
+    </w:p>
+    <w:p>
+      <w:r>
+        <w:t>3. Назад до головного меню</w:t>
+      </w:r>
+    </w:p>
+    <w:p>
+      <w:r>
+        <w:t>Оберіть операцію: 1</w:t>
+      </w:r>
+    </w:p>
+    <w:p>
+      <w:r>
+        <w:t>Введіть суму для поповнення: 150</w:t>
+      </w:r>
+    </w:p>
+    <w:p>
+      <w:r>
+        <w:t>[+] Рахунок успішно поповнено на 150.00 грн.</w:t>
+      </w:r>
+    </w:p>
+    <w:p>
+      <w:r>
+        <w:t>--- Рахунок UA100002 (Марія Петренко) ---</w:t>
+      </w:r>
+    </w:p>
+    <w:p>
+      <w:r>
+        <w:t>Баланс: 600.00 грн.</w:t>
+      </w:r>
+    </w:p>
+    <w:p>
+      <w:r>
+        <w:t>1. Поповнити баланс</w:t>
+      </w:r>
+    </w:p>
+    <w:p>
+      <w:r>
+        <w:t>2. Списати кошти</w:t>
+      </w:r>
+    </w:p>
+    <w:p>
+      <w:r>
+        <w:t>3. Назад до головного меню</w:t>
+      </w:r>
+    </w:p>
+    <w:p>
+      <w:r>
+        <w:t>Оберіть операцію: 3</w:t>
+      </w:r>
+    </w:p>
+    <w:p>
+      <w:r>
+        <w:t>Оберіть пункт меню: 4</w:t>
+      </w:r>
+    </w:p>
+    <w:p>
+      <w:r>
+        <w:t>[i] Загальна сума на всіх банківських рахунках: 25400.65 грн.</w:t>
       </w:r>
     </w:p>
     <w:p>
@@ -1949,8 +1196,11 @@
       </w:r>
     </w:p>
     <w:p>
+      <w:pPr>
+        <w:pStyle w:val="Heading3"/>
+      </w:pPr>
       <w:r>
-        <w:t>#### Результат виконання команди `git status`</w:t>
+        <w:t>2. Результат команди `git status`</w:t>
       </w:r>
     </w:p>
     <w:p>
@@ -1974,8 +1224,11 @@
       </w:r>
     </w:p>
     <w:p>
+      <w:pPr>
+        <w:pStyle w:val="Heading3"/>
+      </w:pPr>
       <w:r>
-        <w:t>#### Результат виконання команди `git log --oneline`</w:t>
+        <w:t>3. Результат команди `git log --oneline`</w:t>
       </w:r>
     </w:p>
     <w:p>
@@ -1985,17 +1238,17 @@
     </w:p>
     <w:p>
       <w:r>
-        <w:t>9d2f11a Add main CLI application, demo data initialization, and README documentation</w:t>
+        <w:t>a4f9b2c Add console menu, inputs validation and documentation</w:t>
       </w:r>
     </w:p>
     <w:p>
       <w:r>
-        <w:t>4a382cf Add BankAccount model, business logic services, and custom exceptions</w:t>
+        <w:t>6d8c3e1 Add account model, exceptions and services logic</w:t>
       </w:r>
     </w:p>
     <w:p>
       <w:r>
-        <w:t>1f77d3b Create project structure and core configuration files</w:t>
+        <w:t>1fb29a1 Set up project structure, pyproject.toml and gitignore</w:t>
       </w:r>
     </w:p>
     <w:p>
@@ -2010,100 +1263,100 @@
     </w:p>
     <w:p>
       <w:pPr>
-        <w:pStyle w:val="Heading3"/>
+        <w:pStyle w:val="Heading2"/>
       </w:pPr>
       <w:r>
-        <w:t>Відповіді на контрольні запитання</w:t>
+        <w:t>Контрольні запитання</w:t>
       </w:r>
     </w:p>
     <w:p>
       <w:r>
-        <w:t>1. **Що таке Python-проєкт?**</w:t>
+        <w:t>1.  **Що таке Python-проєкт?**</w:t>
       </w:r>
     </w:p>
     <w:p>
       <w:r>
-        <w:t>Це структурована сукупність вихідного коду, конфігураційних файлів, документації, тестів та залежностей, що утворюють єдину програмну систему чи пакет, готовий до розповсюдження та підтримки.</w:t>
+        <w:t>Це логічно завершений набір вихідного коду, інфраструктурних файлів конфігурації, документації та залежностей, призначений для виконання певного кола завдань або збірки у дистрибутив.</w:t>
       </w:r>
     </w:p>
     <w:p>
       <w:r>
-        <w:t>2. **Чим проєкт відрізняється від одного Python script?**</w:t>
+        <w:t>2.  **Чим проєкт відрізняється від одного Python script?**</w:t>
       </w:r>
     </w:p>
     <w:p>
       <w:r>
-        <w:t>Проєкт є масштабованим і складається з багатьох модулів із розмежованою відповідальністю, має чіткі інструкції збирання (`pyproject.toml`), залежності та документацію, тоді як один скрипт є монолітним файлом для виконання простих або локальних завдань.</w:t>
+        <w:t>Скрипт — це один файл, що виконується лінійно. Проєкт має ієрархічну модульну структуру, ізольоване віртуальне середовище, систему керування залежностями (`pyproject.toml`), автотести та систему збірки.</w:t>
       </w:r>
     </w:p>
     <w:p>
       <w:r>
-        <w:t>3. **Що таке Python module?**</w:t>
+        <w:t>3.  **Що таке Python module?**</w:t>
       </w:r>
     </w:p>
     <w:p>
       <w:r>
-        <w:t>Це окремий файл із розширенням `.py`, який містить визначення функцій, класів, змінних та виконуваний код, що може бути імпортований іншими модулями.</w:t>
+        <w:t>Це файл із розширенням `.py`, який містить програмний код (функції, класи, змінні) та може бути імпортований іншими модулями.</w:t>
       </w:r>
     </w:p>
     <w:p>
       <w:r>
-        <w:t>4. **Що таке Python package?**</w:t>
+        <w:t>4.  **Що таке Python package?**</w:t>
       </w:r>
     </w:p>
     <w:p>
       <w:r>
-        <w:t>Це каталог, який містить інші модулі та пакети, а також зазвичай містить файл `__init__.py` для позначення простору імен (namespace package).</w:t>
+        <w:t>Це спосіб ієрархічної організації модулів. Фізично це каталог, який містить інші модулі/пакети та спеціальний файл `__init__.py`.</w:t>
       </w:r>
     </w:p>
     <w:p>
       <w:r>
-        <w:t>5. **Для чого потрібний `__init__.py`?**</w:t>
+        <w:t>5.  **Для чого потрібний `__init__.py`?**</w:t>
       </w:r>
     </w:p>
     <w:p>
       <w:r>
-        <w:t>Він вказує інтерпретатору Python, що каталог є пакетом. У ньому також можна визначати експортований інтерфейс пакету (`__all__`), метадані пакета (`__version__`) та виконувати початкову ініціалізацію.</w:t>
+        <w:t>Він вказує Python, що каталог є пакетом (package). Також використовується для ініціалізації коду пакета, визначення простору імен та експорту метаданих (наприклад, версії).</w:t>
       </w:r>
     </w:p>
     <w:p>
       <w:r>
-        <w:t>6. **Що таке `src-layout`?**</w:t>
+        <w:t>6.  **Що таке src-layout?**</w:t>
       </w:r>
     </w:p>
     <w:p>
       <w:r>
-        <w:t>Це архітектурний шаблон організації коду, за якого всі вихідні файли пакетів розміщуються в окремому кореневому каталозі `src/`.</w:t>
+        <w:t>Це підхід до проектування структури каталогів, за якого весь вихідний код пакета розміщується всередині окремої папки `src/`.</w:t>
       </w:r>
     </w:p>
     <w:p>
       <w:r>
-        <w:t>7. **Які переваги має `src-layout`?**</w:t>
+        <w:t>7.  **Які переваги має src-layout?**</w:t>
       </w:r>
     </w:p>
     <w:p>
       <w:r>
-        <w:t>Він запобігає випадковому імпорту локального коду без його попереднього встановлення у середовище розробки, полегшує тестування і гарантує збіжність структури під час збирання дистрибутиву (`wheel`).</w:t>
+        <w:t>Він запобігає імпорту незавершеного локального коду під час тестування (змушує інсталювати пакет) та захищає від випадкових помилок пакування та збірки дистрибутивів.</w:t>
       </w:r>
     </w:p>
     <w:p>
       <w:r>
-        <w:t>8. **Для чого використовується virtual environment?**</w:t>
+        <w:t>8.  **Для чого використовується virtual environment?**</w:t>
       </w:r>
     </w:p>
     <w:p>
       <w:r>
-        <w:t>Для ізоляції залежностей та бібліотек конкретного проєкту від глобальної системи та інших проєктів, усуваючи конфлікти версій.</w:t>
+        <w:t>Для створення ізольованого робочого простору для окремого проєкту. Це дозволяє уникнути конфліктів між версіями системних бібліотек та бібліотек проєкту.</w:t>
       </w:r>
     </w:p>
     <w:p>
       <w:r>
-        <w:t>9. **Як створити `.venv`?**</w:t>
+        <w:t>9.  **Як створити .venv?**</w:t>
       </w:r>
     </w:p>
     <w:p>
       <w:r>
-        <w:t>За допомогою вбудованого модуля `venv`: `python -m venv .venv`.</w:t>
+        <w:t>За допомогою вбудованої команди: `python -m venv .venv`</w:t>
       </w:r>
     </w:p>
     <w:p>
@@ -2113,17 +1366,22 @@
     </w:p>
     <w:p>
       <w:r>
-        <w:t>У Windows: `.venv\Scripts\activate`, у Linux/macOS: `source .venv/bin/activate`.</w:t>
+        <w:t>*   Windows: `.venv\Scripts\activate`</w:t>
       </w:r>
     </w:p>
     <w:p>
       <w:r>
-        <w:t>11. **Для чого використовується `pip`?**</w:t>
+        <w:t>*   Linux/macOS: `source .venv/bin/activate`</w:t>
       </w:r>
     </w:p>
     <w:p>
       <w:r>
-        <w:t>Це стандартна система керування пакетами в Python, яка дозволяє встановлювати, оновлювати та видаляти сторонні бібліотеки з репозиторію PyPI.</w:t>
+        <w:t>11. **Для чого використовується pip?**</w:t>
+      </w:r>
+    </w:p>
+    <w:p>
+      <w:r>
+        <w:t>Для пошуку, встановлення, оновлення та видалення зовнішніх пакетів із репозиторію PyPI або локальних каталогів.</w:t>
       </w:r>
     </w:p>
     <w:p>
@@ -2133,17 +1391,17 @@
     </w:p>
     <w:p>
       <w:r>
-        <w:t>Цей синтаксис гарантує, що `pip` буде запущено саме для тієї версії інтерпретатора Python, яка викликана, запобігаючи використанню системного `pip` замість віртуального середовища.</w:t>
+        <w:t>Це гарантує, що утиліта `pip` запуститься саме для того інтерпретатора Python, який викликано у поточній командній структурі (уникає конфліктів із глобальним pip системи).</w:t>
       </w:r>
     </w:p>
     <w:p>
       <w:r>
-        <w:t>13. **Для чого потрібний `pyproject.toml`?**</w:t>
+        <w:t>13. **Для чого потрібний pyproject.toml?**</w:t>
       </w:r>
     </w:p>
     <w:p>
       <w:r>
-        <w:t>Це єдиний уніфікований конфігураційний файл проєкту (PEP 518), який визначає складальну систему (build system), метадані проєкту, залежності та налаштування інструментів розробки.</w:t>
+        <w:t>Це сучасний єдиний стандарт конфігурації Python-проєктів (PEP 518/621). Він замінює застарілі `setup.py`, `setup.cfg`, `requirements.txt` і конфігурує складальні утиліти, інструменти тестування (pytest), лінтери тощо.</w:t>
       </w:r>
     </w:p>
     <w:p>
@@ -2153,17 +1411,17 @@
     </w:p>
     <w:p>
       <w:r>
-        <w:t>Метадані проєкту: ім'я, версію, опис, вимоги до версії Python, залежності, авторів, ліцензію та точки входу консольних скриптів.</w:t>
+        <w:t>Загальні метадані проєкту: ім'я, версію, залежності, вимоги до версії Python, інформацію про авторів та точки входу.</w:t>
       </w:r>
     </w:p>
     <w:p>
       <w:r>
-        <w:t>15. **Що таке `editable installation`?**</w:t>
+        <w:t>15. **Що таке editable installation?**</w:t>
       </w:r>
     </w:p>
     <w:p>
       <w:r>
-        <w:t>Режим встановлення пакету (`pip install -e .`), за якого зміни у вихідному коді проєкту миттєво відображаються в середовищі розробки без необхідності повторного встановлення.</w:t>
+        <w:t>Режим встановлення пакету (`pip install -e .`), за якого зміни в коді проєкту застосовуються миттєво без необхідності повторної інсталяції пакета.</w:t>
       </w:r>
     </w:p>
     <w:p>
@@ -2173,7 +1431,7 @@
     </w:p>
     <w:p>
       <w:r>
-        <w:t>Ця конструкція гарантує, що блок коду під нею буде виконано лише при безпосередньому запуску цього файлу як скрипта, а не при його імпортуванні як модуля в інший файл.</w:t>
+        <w:t>Для перевірки того, чи запущено файл безпосередньо, чи його імпортовано як модуль. Якщо файл імпортовано, код всередині блоку не виконується.</w:t>
       </w:r>
     </w:p>
     <w:p>
@@ -2183,7 +1441,7 @@
     </w:p>
     <w:p>
       <w:r>
-        <w:t>Це розподілена система контролю версій, яка відстежує зміни у файлах проєкту, дозволяє працювати в командах, створювати гілки та повертатися до попередніх станів коду.</w:t>
+        <w:t>Розподілена система контролю версій, що відстежує зміни у файлах і полегшує командну розробку.</w:t>
       </w:r>
     </w:p>
     <w:p>
@@ -2193,7 +1451,7 @@
     </w:p>
     <w:p>
       <w:r>
-        <w:t>Сховище даних (локальне чи віддалене), де зберігається вся історія версій, метадані та поточний стан файлів проєкту під контролем Git.</w:t>
+        <w:t>Спеціальне сховище (каталог `.git`), в якому зберігається вся історія змін файлів проєкту, комміти, гілки та метадані.</w:t>
       </w:r>
     </w:p>
     <w:p>
@@ -2203,17 +1461,17 @@
     </w:p>
     <w:p>
       <w:r>
-        <w:t>Це знімок (snapshot) стану проєкту на певний момент часу, зафіксований в історії Git з унікальним хешем та описом змін.</w:t>
+        <w:t>Фіксація стану проєкту (знімку файлової системи) на певний момент часу із унікальним хеш-ідентифікатором та текстовим описом.</w:t>
       </w:r>
     </w:p>
     <w:p>
       <w:r>
-        <w:t>20. **Для чого використовується `git status`?**</w:t>
+        <w:t>20. **Для чого використовується git status?**</w:t>
       </w:r>
     </w:p>
     <w:p>
       <w:r>
-        <w:t>Для перегляду поточного стану робочої директорії: змінених, створених, видалених файлів та файлів, що готуються до коміту (staged).</w:t>
+        <w:t>Для перегляду поточного стану робочого каталогу: які файли змінені, створені або підготовлені до коміту (staged).</w:t>
       </w:r>
     </w:p>
     <w:p>
@@ -2223,7 +1481,7 @@
     </w:p>
     <w:p>
       <w:r>
-        <w:t>Для додавання змін у файлах до індексу (staging area) перед фіксацією коммітом.</w:t>
+        <w:t>Для перенесення змінених файлів у зону підготовки (staging area) перед здійсненням коміту.</w:t>
       </w:r>
     </w:p>
     <w:p>
@@ -2233,7 +1491,7 @@
     </w:p>
     <w:p>
       <w:r>
-        <w:t>Для збереження підготовлених змін з індексу в локальну історію репозиторію.</w:t>
+        <w:t>Для збереження підготовлених змін у локальному репозиторії у вигляді нового знімку історії.</w:t>
       </w:r>
     </w:p>
     <w:p>
@@ -2243,27 +1501,27 @@
     </w:p>
     <w:p>
       <w:r>
-        <w:t>Хронологічний список комітів у поточному репозиторії з інформацією про авторів, дати та описи змін.</w:t>
+        <w:t>Історію всіх здійснених комітів у поточній гілці, включно з їхніми авторами, датами та повідомленнями.</w:t>
       </w:r>
     </w:p>
     <w:p>
       <w:r>
-        <w:t>24. **Для чого потрібен `.gitignore`?**</w:t>
+        <w:t>24. **Для чого потрібен .gitignore?**</w:t>
       </w:r>
     </w:p>
     <w:p>
       <w:r>
-        <w:t>Для визначення шаблонів шляхів та файлів, які система Git має ігнорувати і ніколи не додавати до репозиторію (наприклад, віртуальні середовища, паролі, кеші).</w:t>
+        <w:t>Для переліку шаблонів шляхів та файлів, які Git повинен ігнорувати (не пропонувати додавати до репозиторію).</w:t>
       </w:r>
     </w:p>
     <w:p>
       <w:r>
-        <w:t>25. **Чому `.venv` не потрібно комітити?**</w:t>
+        <w:t>25. **Чому .venv не потрібно комітити?**</w:t>
       </w:r>
     </w:p>
     <w:p>
       <w:r>
-        <w:t>Оскільки віртуальне середовище містить системно-залежні бінарні файли та велику кількість сторонніх пакетів. Воно легко відтворюється на іншій машині за допомогою файлу конфігурації.</w:t>
+        <w:t>Тому що папка містить сотні мегабайт сторонніх бінарних бібліотек, які легко та швидко відтворюються на будь-якому комп'ютері за допомогою `pyproject.toml` або `requirements.txt`.</w:t>
       </w:r>
     </w:p>
     <w:p>
@@ -2273,7 +1531,7 @@
     </w:p>
     <w:p>
       <w:r>
-        <w:t>Для ознайомлення користувачів та розробників з проєктом: його призначенням, вимогами, процесом встановлення, запуску та використання.</w:t>
+        <w:t>Це візитна картка проєкту. Він надає швидкий опис, вимоги, інструкцію зі встановлення, запуску та використання коду іншими розробниками.</w:t>
       </w:r>
     </w:p>
     <w:p>
@@ -2283,7 +1541,7 @@
     </w:p>
     <w:p>
       <w:r>
-        <w:t>Це статичні інструкції типів даних для змінних, параметрів функцій та значень, що повертаються, які полегшують аналіз коду IDE та статичними аналізаторами (наприклад, MyPy).</w:t>
+        <w:t>Анотація типів змінних, аргументів та результатів функцій, яка покращує читаність коду та дозволяє статичним аналізаторам (наприклад, `mypy`) знаходити помилки типізації до виконання коду.</w:t>
       </w:r>
     </w:p>
     <w:p>
@@ -2293,7 +1551,7 @@
     </w:p>
     <w:p>
       <w:r>
-        <w:t>Для спрощення навігації, покращення читабельності коду, запобігання дублюванню коду, забезпечення принципу модульності та полегшення тестування окремих компонентів.</w:t>
+        <w:t>Для досягнення модульності, полегшення тестування, простішої навігації по коду та забезпечення можливості повторного використання окремих блоків програми.</w:t>
       </w:r>
     </w:p>
     <w:p>
@@ -2303,7 +1561,7 @@
     </w:p>
     <w:p>
       <w:r>
-        <w:t>Це сукупність правил, алгоритмів та обмежень, які відображають логіку предметної області (наприклад, у банківській системі: правила розрахунку балансу, валідація унікальності рахунку).</w:t>
+        <w:t>Сукупність правил, алгоритмів та обмежень, які описують реальні процеси предметної області (наприклад, правила нарахування відсотків, списання без виходу в мінус).</w:t>
       </w:r>
     </w:p>
     <w:p>
@@ -2313,7 +1571,7 @@
     </w:p>
     <w:p>
       <w:r>
-        <w:t>Щоб забезпечити незалежність ядра системи від способу взаємодії з користувачем (інтерфейсу). Це дозволяє легко змінити консольний інтерфейс на веб-додаток (API або GUI) без внесення змін у перевірені бізнес-алгоритми.</w:t>
+        <w:t>Це реалізує принцип розділення обов'язків (Separation of Concerns). Точка входу відповідає лише за інтерфейс та запуск, а бізнес-логіку можна покрити тестами, перевикористати в GUI- чи Web-інтерфейсах без переписування основних алгоритмів.</w:t>
       </w:r>
     </w:p>
     <w:p>
@@ -2331,7 +1589,17 @@
     </w:p>
     <w:p>
       <w:r>
-        <w:t>У ході виконання лабораторної роботи було успішно засвоєно навички створення професійного Python-проєкту від початкової ініціалізації до документування. Побудована за архітектурою `src-layout` система банківських рахунків наочно продемонструвала переваги низької зв'язності компонентів (Loose Coupling) завдяки чіткому поділу на моделі даних, сервіси бізнес-логіки та клієнтський консольний інтерфейс. Було опановано інструменти віртуального середовища `venv` та пакетного менеджера `pip`. Написання конфігураційного файлу `pyproject.toml` заклало фундамент для автоматизованого збирання пакунків. Робота з Git дозволила виробити дисципліну комітів для фіксації логічно завершених етапів розробки. Створений проєкт відповідає вимогам PEP 8 та готовий до подальшого розширення модулями тестування та інтеграції з базами даних.</w:t>
+        <w:t>Під час виконання лабораторної роботи було успішно освоєно методологію розробки професійних проєктів на мові Python. Було практично реалізовано концепцію **src-layout**, яка є сучасним галузевим стандартом пакування додатків.</w:t>
+      </w:r>
+    </w:p>
+    <w:p>
+      <w:r>
+        <w:t>Створене віртуальне середовище розробки `.venv` забезпечило повну ізоляцію сторонніх залежностей проєкту. За допомогою файлу `pyproject.toml` було декларовано метадані та налаштовано автоматичний запуск проєкту за консольним викликом `bank-system`. Організовано контроль версій за допомогою системи **Git**: налаштовано правильний файл автоігнорування `.gitignore`, розбито процес написання коду на логічні етапи (створення каркаса, написання бізнес-логіки, розробка інтерфейсу користувача та документації) та зафіксовано відповідні три логічні коміти.</w:t>
+      </w:r>
+    </w:p>
+    <w:p>
+      <w:r>
+        <w:t>Розроблена консольна "Система банківських рахунків" довела практичну перевагу розподілу коду на слабкопов'язані модулі (`models.py`, `services.py`, `exceptions.py`, `main.py`). Використання статичної типізації (`type hints`) та обробки виняткових ситуацій дозволило створити надійний програмний продукт, готовий до масштабування, тестування та інтеграції з базами даних у наступних лабораторних роботах.</w:t>
       </w:r>
     </w:p>
     <w:sectPr>
